--- a/haust_latex模版使用说明.docx
+++ b/haust_latex模版使用说明.docx
@@ -1,6 +1,6 @@
 
 <file path=word/document.xml><?xml version="1.0" encoding="utf-8"?>
-<w:document xmlns:wpc="http://schemas.microsoft.com/office/word/2010/wordprocessingCanvas" xmlns:cx="http://schemas.microsoft.com/office/drawing/2014/chartex" xmlns:cx1="http://schemas.microsoft.com/office/drawing/2015/9/8/chartex" xmlns:cx2="http://schemas.microsoft.com/office/drawing/2015/10/21/chartex" xmlns:cx3="http://schemas.microsoft.com/office/drawing/2016/5/9/chartex" xmlns:cx4="http://schemas.microsoft.com/office/drawing/2016/5/10/chartex" xmlns:cx5="http://schemas.microsoft.com/office/drawing/2016/5/11/chartex" xmlns:cx6="http://schemas.microsoft.com/office/drawing/2016/5/12/chartex" xmlns:cx7="http://schemas.microsoft.com/office/drawing/2016/5/13/chartex" xmlns:cx8="http://schemas.microsoft.com/office/drawing/2016/5/14/chartex" xmlns:mc="http://schemas.openxmlformats.org/markup-compatibility/2006" xmlns:aink="http://schemas.microsoft.com/office/drawing/2016/ink" xmlns:am3d="http://schemas.microsoft.com/office/drawing/2017/model3d" xmlns:o="urn:schemas-microsoft-com:office:office" xmlns:r="http://schemas.openxmlformats.org/officeDocument/2006/relationships" xmlns:m="http://schemas.openxmlformats.org/officeDocument/2006/math" xmlns:v="urn:schemas-microsoft-com:vml" xmlns:wp14="http://schemas.microsoft.com/office/word/2010/wordprocessingDrawing" xmlns:wp="http://schemas.openxmlformats.org/drawingml/2006/wordprocessingDrawing" xmlns:w10="urn:schemas-microsoft-com:office:word" xmlns:w="http://schemas.openxmlformats.org/wordprocessingml/2006/main" xmlns:w14="http://schemas.microsoft.com/office/word/2010/wordml" xmlns:w15="http://schemas.microsoft.com/office/word/2012/wordml" xmlns:w16cex="http://schemas.microsoft.com/office/word/2018/wordml/cex" xmlns:w16cid="http://schemas.microsoft.com/office/word/2016/wordml/cid" xmlns:w16="http://schemas.microsoft.com/office/word/2018/wordml" xmlns:w16sdtdh="http://schemas.microsoft.com/office/word/2020/wordml/sdtdatahash" xmlns:w16se="http://schemas.microsoft.com/office/word/2015/wordml/symex" xmlns:wpg="http://schemas.microsoft.com/office/word/2010/wordprocessingGroup" xmlns:wpi="http://schemas.microsoft.com/office/word/2010/wordprocessingInk" xmlns:wne="http://schemas.microsoft.com/office/word/2006/wordml" xmlns:wps="http://schemas.microsoft.com/office/word/2010/wordprocessingShape" mc:Ignorable="w14 w15 w16se w16cid w16 w16cex w16sdtdh wp14">
+<w:document xmlns:wpc="http://schemas.microsoft.com/office/word/2010/wordprocessingCanvas" xmlns:cx="http://schemas.microsoft.com/office/drawing/2014/chartex" xmlns:cx1="http://schemas.microsoft.com/office/drawing/2015/9/8/chartex" xmlns:cx2="http://schemas.microsoft.com/office/drawing/2015/10/21/chartex" xmlns:cx3="http://schemas.microsoft.com/office/drawing/2016/5/9/chartex" xmlns:cx4="http://schemas.microsoft.com/office/drawing/2016/5/10/chartex" xmlns:cx5="http://schemas.microsoft.com/office/drawing/2016/5/11/chartex" xmlns:cx6="http://schemas.microsoft.com/office/drawing/2016/5/12/chartex" xmlns:cx7="http://schemas.microsoft.com/office/drawing/2016/5/13/chartex" xmlns:cx8="http://schemas.microsoft.com/office/drawing/2016/5/14/chartex" xmlns:mc="http://schemas.openxmlformats.org/markup-compatibility/2006" xmlns:aink="http://schemas.microsoft.com/office/drawing/2016/ink" xmlns:am3d="http://schemas.microsoft.com/office/drawing/2017/model3d" xmlns:o="urn:schemas-microsoft-com:office:office" xmlns:oel="http://schemas.microsoft.com/office/2019/extlst" xmlns:r="http://schemas.openxmlformats.org/officeDocument/2006/relationships" xmlns:m="http://schemas.openxmlformats.org/officeDocument/2006/math" xmlns:v="urn:schemas-microsoft-com:vml" xmlns:wp14="http://schemas.microsoft.com/office/word/2010/wordprocessingDrawing" xmlns:wp="http://schemas.openxmlformats.org/drawingml/2006/wordprocessingDrawing" xmlns:w10="urn:schemas-microsoft-com:office:word" xmlns:w="http://schemas.openxmlformats.org/wordprocessingml/2006/main" xmlns:w14="http://schemas.microsoft.com/office/word/2010/wordml" xmlns:w15="http://schemas.microsoft.com/office/word/2012/wordml" xmlns:w16cex="http://schemas.microsoft.com/office/word/2018/wordml/cex" xmlns:w16cid="http://schemas.microsoft.com/office/word/2016/wordml/cid" xmlns:w16="http://schemas.microsoft.com/office/word/2018/wordml" xmlns:w16du="http://schemas.microsoft.com/office/word/2023/wordml/word16du" xmlns:w16sdtdh="http://schemas.microsoft.com/office/word/2020/wordml/sdtdatahash" xmlns:w16sdtfl="http://schemas.microsoft.com/office/word/2024/wordml/sdtformatlock" xmlns:w16se="http://schemas.microsoft.com/office/word/2015/wordml/symex" xmlns:wpg="http://schemas.microsoft.com/office/word/2010/wordprocessingGroup" xmlns:wpi="http://schemas.microsoft.com/office/word/2010/wordprocessingInk" xmlns:wne="http://schemas.microsoft.com/office/word/2006/wordml" xmlns:wps="http://schemas.microsoft.com/office/word/2010/wordprocessingShape" mc:Ignorable="w14 w15 w16se w16cid w16 w16cex w16sdtdh w16sdtfl w16du wp14">
   <w:body>
     <w:p>
       <w:pPr>
@@ -29,9 +29,6 @@
       <w:pPr>
         <w:pStyle w:val="a0"/>
         <w:ind w:firstLine="480"/>
-        <w:rPr>
-          <w:rFonts w:hint="eastAsia"/>
-        </w:rPr>
       </w:pPr>
       <w:r>
         <w:rPr>
@@ -49,7 +46,16 @@
         <w:rPr>
           <w:rFonts w:hint="eastAsia"/>
         </w:rPr>
-        <w:t>模版是基于中科大模版进行修改的，</w:t>
+        <w:t>模版是基于中科大模版</w:t>
+      </w:r>
+      <w:r>
+        <w:t>https://github.com/ustctug/ustcthesis</w:t>
+      </w:r>
+      <w:r>
+        <w:rPr>
+          <w:rFonts w:hint="eastAsia"/>
+        </w:rPr>
+        <w:t>进行修改的，</w:t>
       </w:r>
       <w:r>
         <w:rPr>
@@ -61,7 +67,30 @@
         <w:rPr>
           <w:rFonts w:hint="eastAsia"/>
         </w:rPr>
-        <w:t>可以优先看中科大模版的使用说明</w:t>
+        <w:t>可以看中科大模版的使用说明</w:t>
+      </w:r>
+      <w:r>
+        <w:rPr>
+          <w:rFonts w:hint="eastAsia"/>
+        </w:rPr>
+        <w:t>。当前模版已发布在</w:t>
+      </w:r>
+      <w:proofErr w:type="spellStart"/>
+      <w:r>
+        <w:rPr>
+          <w:rFonts w:hint="eastAsia"/>
+        </w:rPr>
+        <w:t>github</w:t>
+      </w:r>
+      <w:proofErr w:type="spellEnd"/>
+      <w:r>
+        <w:rPr>
+          <w:rFonts w:hint="eastAsia"/>
+        </w:rPr>
+        <w:t>中</w:t>
+      </w:r>
+      <w:r>
+        <w:t>https://github.com/ReceiveWind/Haust_Latex</w:t>
       </w:r>
     </w:p>
     <w:p>
@@ -79,7 +108,11 @@
       <w:pPr>
         <w:pStyle w:val="a0"/>
         <w:ind w:firstLine="480"/>
-      </w:pPr>
+        <w:rPr>
+          <w:rFonts w:hint="eastAsia"/>
+        </w:rPr>
+      </w:pPr>
+      <w:proofErr w:type="spellStart"/>
       <w:r>
         <w:t>m</w:t>
       </w:r>
@@ -92,6 +125,7 @@
       <w:r>
         <w:t>.tex</w:t>
       </w:r>
+      <w:proofErr w:type="spellEnd"/>
       <w:r>
         <w:rPr>
           <w:rFonts w:hint="eastAsia"/>
@@ -115,13 +149,20 @@
       <w:pPr>
         <w:pStyle w:val="a0"/>
         <w:ind w:firstLine="480"/>
-      </w:pPr>
-      <w:r>
-        <w:rPr>
-          <w:rFonts w:hint="eastAsia"/>
-        </w:rPr>
-        <w:t>独创性声明直接在</w:t>
-      </w:r>
+        <w:rPr>
+          <w:rFonts w:hint="eastAsia"/>
+        </w:rPr>
+      </w:pPr>
+      <w:r>
+        <w:t>chapters</w:t>
+      </w:r>
+      <w:r>
+        <w:rPr>
+          <w:rFonts w:hint="eastAsia"/>
+        </w:rPr>
+        <w:t>，用来存放论文的各个章节，如果要修改里面每一章节的名称，需要在</w:t>
+      </w:r>
+      <w:proofErr w:type="spellStart"/>
       <w:r>
         <w:rPr>
           <w:rFonts w:hint="eastAsia"/>
@@ -131,65 +172,71 @@
       <w:r>
         <w:t>.tex</w:t>
       </w:r>
-      <w:r>
-        <w:rPr>
-          <w:rFonts w:hint="eastAsia"/>
-        </w:rPr>
-        <w:t>中加载的</w:t>
-      </w:r>
-      <w:r>
-        <w:rPr>
-          <w:rFonts w:hint="eastAsia"/>
-        </w:rPr>
-        <w:t>pdf</w:t>
-      </w:r>
-      <w:r>
-        <w:rPr>
-          <w:rFonts w:hint="eastAsia"/>
-        </w:rPr>
-        <w:t>，因为这个有签名，可直接替换</w:t>
-      </w:r>
-      <w:r>
-        <w:t>frontmatter</w:t>
-      </w:r>
-      <w:r>
-        <w:rPr>
-          <w:rFonts w:hint="eastAsia"/>
-        </w:rPr>
-        <w:t>下的</w:t>
-      </w:r>
-      <w:r>
-        <w:t>declaration.pdf</w:t>
-      </w:r>
-      <w:r>
-        <w:rPr>
-          <w:rFonts w:hint="eastAsia"/>
-        </w:rPr>
-        <w:t>文件即可。</w:t>
+      <w:proofErr w:type="spellEnd"/>
+      <w:r>
+        <w:rPr>
+          <w:rFonts w:hint="eastAsia"/>
+        </w:rPr>
+        <w:t>中也要进行修改</w:t>
       </w:r>
     </w:p>
     <w:p>
       <w:pPr>
         <w:pStyle w:val="a0"/>
         <w:ind w:firstLine="480"/>
-        <w:rPr>
-          <w:rFonts w:hint="eastAsia"/>
-        </w:rPr>
-      </w:pPr>
-      <w:r>
-        <w:t>ustcsetup.tex</w:t>
-      </w:r>
-      <w:r>
-        <w:rPr>
-          <w:rFonts w:hint="eastAsia"/>
-        </w:rPr>
-        <w:t>，用来控制模版使用博士、硕士、学硕是专硕？还有封面的个人信息，以及摘要中的关键词、论文类型、选题来源</w:t>
-      </w:r>
-      <w:r>
-        <w:rPr>
-          <w:rFonts w:hint="eastAsia"/>
-        </w:rPr>
-        <w:t>等都是在这里填写。</w:t>
+      </w:pPr>
+      <w:r>
+        <w:rPr>
+          <w:rFonts w:hint="eastAsia"/>
+        </w:rPr>
+        <w:t>独创性声明直接在</w:t>
+      </w:r>
+      <w:proofErr w:type="spellStart"/>
+      <w:r>
+        <w:rPr>
+          <w:rFonts w:hint="eastAsia"/>
+        </w:rPr>
+        <w:t>main</w:t>
+      </w:r>
+      <w:r>
+        <w:t>.tex</w:t>
+      </w:r>
+      <w:proofErr w:type="spellEnd"/>
+      <w:r>
+        <w:rPr>
+          <w:rFonts w:hint="eastAsia"/>
+        </w:rPr>
+        <w:t>中加载的</w:t>
+      </w:r>
+      <w:r>
+        <w:rPr>
+          <w:rFonts w:hint="eastAsia"/>
+        </w:rPr>
+        <w:t>pdf</w:t>
+      </w:r>
+      <w:r>
+        <w:rPr>
+          <w:rFonts w:hint="eastAsia"/>
+        </w:rPr>
+        <w:t>，因为这个有签名，可直接替换</w:t>
+      </w:r>
+      <w:r>
+        <w:t>frontmatter</w:t>
+      </w:r>
+      <w:r>
+        <w:rPr>
+          <w:rFonts w:hint="eastAsia"/>
+        </w:rPr>
+        <w:t>下的</w:t>
+      </w:r>
+      <w:r>
+        <w:t>declaration.pdf</w:t>
+      </w:r>
+      <w:r>
+        <w:rPr>
+          <w:rFonts w:hint="eastAsia"/>
+        </w:rPr>
+        <w:t>文件即可。</w:t>
       </w:r>
     </w:p>
     <w:p>
@@ -197,14 +244,36 @@
         <w:pStyle w:val="a0"/>
         <w:ind w:firstLine="480"/>
       </w:pPr>
-      <w:r>
-        <w:t>ustcthesis.cls</w:t>
-      </w:r>
-      <w:r>
-        <w:rPr>
-          <w:rFonts w:hint="eastAsia"/>
-        </w:rPr>
-        <w:t>，格式控制，一般不需要修改</w:t>
+      <w:proofErr w:type="spellStart"/>
+      <w:r>
+        <w:t>ustcsetup.tex</w:t>
+      </w:r>
+      <w:proofErr w:type="spellEnd"/>
+      <w:r>
+        <w:rPr>
+          <w:rFonts w:hint="eastAsia"/>
+        </w:rPr>
+        <w:t>，用来控制模版使用博士、硕士、</w:t>
+      </w:r>
+      <w:proofErr w:type="gramStart"/>
+      <w:r>
+        <w:rPr>
+          <w:rFonts w:hint="eastAsia"/>
+        </w:rPr>
+        <w:t>学硕是</w:t>
+      </w:r>
+      <w:proofErr w:type="gramEnd"/>
+      <w:r>
+        <w:rPr>
+          <w:rFonts w:hint="eastAsia"/>
+        </w:rPr>
+        <w:t>专硕？还有封面的个人信息，以及摘要中的关键词、论文类型、选题来源</w:t>
+      </w:r>
+      <w:r>
+        <w:rPr>
+          <w:rFonts w:hint="eastAsia"/>
+        </w:rPr>
+        <w:t>等都是在这里填写。</w:t>
       </w:r>
     </w:p>
     <w:p>
@@ -212,35 +281,16 @@
         <w:pStyle w:val="a0"/>
         <w:ind w:firstLine="480"/>
       </w:pPr>
-      <w:r>
-        <w:t>bib</w:t>
-      </w:r>
-      <w:r>
-        <w:t>/</w:t>
-      </w:r>
-      <w:r>
-        <w:t>reference.bib</w:t>
-      </w:r>
-      <w:r>
-        <w:rPr>
-          <w:rFonts w:hint="eastAsia"/>
-        </w:rPr>
-        <w:t>，用来存放参考文献，在</w:t>
-      </w:r>
-      <w:r>
-        <w:rPr>
-          <w:rFonts w:hint="eastAsia"/>
-        </w:rPr>
-        <w:t>main</w:t>
-      </w:r>
-      <w:r>
-        <w:t>.tex</w:t>
-      </w:r>
-      <w:r>
-        <w:rPr>
-          <w:rFonts w:hint="eastAsia"/>
-        </w:rPr>
-        <w:t>中加载的</w:t>
+      <w:proofErr w:type="spellStart"/>
+      <w:r>
+        <w:t>ustcthesis.cls</w:t>
+      </w:r>
+      <w:proofErr w:type="spellEnd"/>
+      <w:r>
+        <w:rPr>
+          <w:rFonts w:hint="eastAsia"/>
+        </w:rPr>
+        <w:t>，格式控制，一般不需要修改</w:t>
       </w:r>
     </w:p>
     <w:p>
@@ -249,26 +299,23 @@
         <w:ind w:firstLine="480"/>
       </w:pPr>
       <w:r>
-        <w:t>chapters</w:t>
-      </w:r>
-      <w:r>
-        <w:rPr>
-          <w:rFonts w:hint="eastAsia"/>
-        </w:rPr>
-        <w:t>，用来存放论文的各个章节，如果要</w:t>
-      </w:r>
-      <w:r>
-        <w:rPr>
-          <w:rFonts w:hint="eastAsia"/>
-        </w:rPr>
-        <w:t>修改</w:t>
-      </w:r>
-      <w:r>
-        <w:rPr>
-          <w:rFonts w:hint="eastAsia"/>
-        </w:rPr>
-        <w:t>里面每一章节的名称，需要在</w:t>
-      </w:r>
+        <w:t>bib</w:t>
+      </w:r>
+      <w:r>
+        <w:t>/</w:t>
+      </w:r>
+      <w:proofErr w:type="spellStart"/>
+      <w:r>
+        <w:t>reference.bib</w:t>
+      </w:r>
+      <w:proofErr w:type="spellEnd"/>
+      <w:r>
+        <w:rPr>
+          <w:rFonts w:hint="eastAsia"/>
+        </w:rPr>
+        <w:t>，用来存放参考文献，在</w:t>
+      </w:r>
+      <w:proofErr w:type="spellStart"/>
       <w:r>
         <w:rPr>
           <w:rFonts w:hint="eastAsia"/>
@@ -278,20 +325,18 @@
       <w:r>
         <w:t>.tex</w:t>
       </w:r>
-      <w:r>
-        <w:rPr>
-          <w:rFonts w:hint="eastAsia"/>
-        </w:rPr>
-        <w:t>中也要进行修改</w:t>
+      <w:proofErr w:type="spellEnd"/>
+      <w:r>
+        <w:rPr>
+          <w:rFonts w:hint="eastAsia"/>
+        </w:rPr>
+        <w:t>中加载的</w:t>
       </w:r>
     </w:p>
     <w:p>
       <w:pPr>
         <w:pStyle w:val="a0"/>
         <w:ind w:firstLine="480"/>
-        <w:rPr>
-          <w:rFonts w:hint="eastAsia"/>
-        </w:rPr>
       </w:pPr>
       <w:r>
         <w:t>figures</w:t>
@@ -308,12 +353,14 @@
         </w:rPr>
         <w:t>，加载图片的时候会直接在这个路径下寻找，在</w:t>
       </w:r>
+      <w:proofErr w:type="spellStart"/>
       <w:r>
         <w:rPr>
           <w:rFonts w:hint="eastAsia"/>
         </w:rPr>
         <w:t>tex</w:t>
       </w:r>
+      <w:proofErr w:type="spellEnd"/>
       <w:r>
         <w:rPr>
           <w:rFonts w:hint="eastAsia"/>
@@ -321,16 +368,29 @@
         <w:t>加载时直接引用文件名称就行，如</w:t>
       </w:r>
       <w:r>
-        <w:t>\includegraphics[width=0.3\textwidth]{ustc-badge.pdf}</w:t>
+        <w:t>\</w:t>
+      </w:r>
+      <w:proofErr w:type="spellStart"/>
+      <w:r>
+        <w:t>includegraphics</w:t>
+      </w:r>
+      <w:proofErr w:type="spellEnd"/>
+      <w:r>
+        <w:t>[width=0.3\</w:t>
+      </w:r>
+      <w:proofErr w:type="spellStart"/>
+      <w:r>
+        <w:t>textwidth</w:t>
+      </w:r>
+      <w:proofErr w:type="spellEnd"/>
+      <w:r>
+        <w:t>]{ustc-badge.pdf}</w:t>
       </w:r>
     </w:p>
     <w:p>
       <w:pPr>
         <w:pStyle w:val="a0"/>
         <w:ind w:firstLine="480"/>
-        <w:rPr>
-          <w:rFonts w:hint="eastAsia"/>
-        </w:rPr>
       </w:pPr>
     </w:p>
     <w:p>
@@ -367,6 +427,7 @@
         </w:rPr>
         <w:t>中没有刷新出来，就将中间过程文件删除，重新编译。比如有</w:t>
       </w:r>
+      <w:proofErr w:type="spellStart"/>
       <w:r>
         <w:rPr>
           <w:rFonts w:hint="eastAsia"/>
@@ -376,18 +437,21 @@
       <w:r>
         <w:t>.tex</w:t>
       </w:r>
+      <w:proofErr w:type="spellEnd"/>
       <w:r>
         <w:rPr>
           <w:rFonts w:hint="eastAsia"/>
         </w:rPr>
         <w:t>文件，就将除了</w:t>
       </w:r>
+      <w:proofErr w:type="spellStart"/>
       <w:r>
         <w:rPr>
           <w:rFonts w:hint="eastAsia"/>
         </w:rPr>
         <w:t>tex</w:t>
       </w:r>
+      <w:proofErr w:type="spellEnd"/>
       <w:r>
         <w:rPr>
           <w:rFonts w:hint="eastAsia"/>
@@ -459,6 +523,7 @@
         </w:rPr>
         <w:t>，需要在</w:t>
       </w:r>
+      <w:proofErr w:type="spellStart"/>
       <w:r>
         <w:rPr>
           <w:rFonts w:hint="eastAsia"/>
@@ -468,6 +533,7 @@
       <w:r>
         <w:t>in.tex</w:t>
       </w:r>
+      <w:proofErr w:type="spellEnd"/>
       <w:r>
         <w:rPr>
           <w:rFonts w:hint="eastAsia"/>
@@ -479,9 +545,6 @@
       <w:pPr>
         <w:pStyle w:val="a0"/>
         <w:ind w:firstLine="480"/>
-        <w:rPr>
-          <w:rFonts w:hint="eastAsia"/>
-        </w:rPr>
       </w:pPr>
       <w:r>
         <w:rPr>
@@ -688,14 +751,30 @@
         </w:rPr>
         <w:t>在</w:t>
       </w:r>
+      <w:proofErr w:type="spellStart"/>
       <w:r>
         <w:t>ustcsetup.tex</w:t>
       </w:r>
-      <w:r>
-        <w:rPr>
-          <w:rFonts w:hint="eastAsia"/>
-        </w:rPr>
-        <w:t>中修改封面和摘要的关键字段，注意专硕和学硕的段有差异。</w:t>
+      <w:proofErr w:type="spellEnd"/>
+      <w:r>
+        <w:rPr>
+          <w:rFonts w:hint="eastAsia"/>
+        </w:rPr>
+        <w:t>中修改封面和摘要的关键字段，注意</w:t>
+      </w:r>
+      <w:proofErr w:type="gramStart"/>
+      <w:r>
+        <w:rPr>
+          <w:rFonts w:hint="eastAsia"/>
+        </w:rPr>
+        <w:t>专硕和学硕</w:t>
+      </w:r>
+      <w:proofErr w:type="gramEnd"/>
+      <w:r>
+        <w:rPr>
+          <w:rFonts w:hint="eastAsia"/>
+        </w:rPr>
+        <w:t>的段有差异。</w:t>
       </w:r>
     </w:p>
     <w:p>
@@ -710,13 +789,7 @@
         <w:rPr>
           <w:rFonts w:hint="eastAsia"/>
         </w:rPr>
-        <w:t xml:space="preserve"> </w:t>
-      </w:r>
-      <w:r>
-        <w:rPr>
-          <w:rFonts w:hint="eastAsia"/>
-        </w:rPr>
-        <w:t>= {</w:t>
+        <w:t xml:space="preserve"> = {</w:t>
       </w:r>
       <w:r>
         <w:rPr>
@@ -761,8 +834,13 @@
         <w:t>注意，在该文件中的</w:t>
       </w:r>
       <w:r>
-        <w:t>\ustcsetup</w:t>
-      </w:r>
+        <w:t>\</w:t>
+      </w:r>
+      <w:proofErr w:type="spellStart"/>
+      <w:r>
+        <w:t>ustcsetup</w:t>
+      </w:r>
+      <w:proofErr w:type="spellEnd"/>
       <w:r>
         <w:rPr>
           <w:rFonts w:hint="eastAsia"/>
@@ -792,6 +870,79 @@
       <w:pPr>
         <w:pStyle w:val="a0"/>
         <w:ind w:firstLine="480"/>
+      </w:pPr>
+      <w:proofErr w:type="spellStart"/>
+      <w:r>
+        <w:t>ustcsetup.tex</w:t>
+      </w:r>
+      <w:proofErr w:type="spellEnd"/>
+      <w:r>
+        <w:rPr>
+          <w:rFonts w:hint="eastAsia"/>
+        </w:rPr>
+        <w:t>中</w:t>
+      </w:r>
+      <w:r>
+        <w:rPr>
+          <w:rFonts w:hint="eastAsia"/>
+        </w:rPr>
+        <w:t>\</w:t>
+      </w:r>
+      <w:proofErr w:type="spellStart"/>
+      <w:r>
+        <w:rPr>
+          <w:rFonts w:hint="eastAsia"/>
+        </w:rPr>
+        <w:t>coverdate</w:t>
+      </w:r>
+      <w:proofErr w:type="spellEnd"/>
+      <w:r>
+        <w:rPr>
+          <w:rFonts w:hint="eastAsia"/>
+        </w:rPr>
+        <w:t xml:space="preserve">{2026 </w:t>
+      </w:r>
+      <w:r>
+        <w:rPr>
+          <w:rFonts w:hint="eastAsia"/>
+        </w:rPr>
+        <w:t>年</w:t>
+      </w:r>
+      <w:r>
+        <w:rPr>
+          <w:rFonts w:hint="eastAsia"/>
+        </w:rPr>
+        <w:t xml:space="preserve"> </w:t>
+      </w:r>
+      <w:r>
+        <w:rPr>
+          <w:rFonts w:hint="eastAsia"/>
+        </w:rPr>
+        <w:t>0</w:t>
+      </w:r>
+      <w:r>
+        <w:rPr>
+          <w:rFonts w:hint="eastAsia"/>
+        </w:rPr>
+        <w:t xml:space="preserve">1 </w:t>
+      </w:r>
+      <w:r>
+        <w:rPr>
+          <w:rFonts w:hint="eastAsia"/>
+        </w:rPr>
+        <w:t>月</w:t>
+      </w:r>
+      <w:r>
+        <w:rPr>
+          <w:rFonts w:hint="eastAsia"/>
+        </w:rPr>
+        <w:t>}</w:t>
+      </w:r>
+    </w:p>
+    <w:p>
+      <w:pPr>
+        <w:pStyle w:val="a0"/>
+        <w:ind w:firstLine="480"/>
         <w:rPr>
           <w:rFonts w:hint="eastAsia"/>
           <w:b/>
@@ -799,8 +950,19 @@
         </w:rPr>
       </w:pPr>
       <w:r>
-        <w:t>ustcsetup.tex</w:t>
-      </w:r>
+        <w:rPr>
+          <w:rFonts w:hint="eastAsia"/>
+        </w:rPr>
+        <w:t>章节在奇数页，可以通过</w:t>
+      </w:r>
+      <w:proofErr w:type="spellStart"/>
+      <w:r>
+        <w:rPr>
+          <w:rFonts w:hint="eastAsia"/>
+        </w:rPr>
+        <w:t>main.tex</w:t>
+      </w:r>
+      <w:proofErr w:type="spellEnd"/>
       <w:r>
         <w:rPr>
           <w:rFonts w:hint="eastAsia"/>
@@ -808,34 +970,26 @@
         <w:t>中</w:t>
       </w:r>
       <w:r>
-        <w:rPr>
-          <w:rFonts w:hint="eastAsia"/>
-        </w:rPr>
-        <w:t xml:space="preserve">\coverdate{2026 </w:t>
-      </w:r>
-      <w:r>
-        <w:rPr>
-          <w:rFonts w:hint="eastAsia"/>
-        </w:rPr>
-        <w:t>年</w:t>
-      </w:r>
-      <w:r>
-        <w:rPr>
-          <w:rFonts w:hint="eastAsia"/>
-        </w:rPr>
-        <w:t xml:space="preserve"> 1 </w:t>
-      </w:r>
-      <w:r>
-        <w:rPr>
-          <w:rFonts w:hint="eastAsia"/>
-        </w:rPr>
-        <w:t>月</w:t>
-      </w:r>
-      <w:r>
-        <w:rPr>
-          <w:rFonts w:hint="eastAsia"/>
-        </w:rPr>
-        <w:t>}</w:t>
+        <w:t>\let\</w:t>
+      </w:r>
+      <w:proofErr w:type="spellStart"/>
+      <w:r>
+        <w:t>cleardoublepage</w:t>
+      </w:r>
+      <w:proofErr w:type="spellEnd"/>
+      <w:r>
+        <w:t>\</w:t>
+      </w:r>
+      <w:proofErr w:type="spellStart"/>
+      <w:r>
+        <w:t>clearpage</w:t>
+      </w:r>
+      <w:proofErr w:type="spellEnd"/>
+      <w:r>
+        <w:rPr>
+          <w:rFonts w:hint="eastAsia"/>
+        </w:rPr>
+        <w:t>是否注释来实现。</w:t>
       </w:r>
     </w:p>
     <w:sectPr>
@@ -849,7 +1003,7 @@
 </file>
 
 <file path=word/endnotes.xml><?xml version="1.0" encoding="utf-8"?>
-<w:endnotes xmlns:wpc="http://schemas.microsoft.com/office/word/2010/wordprocessingCanvas" xmlns:cx="http://schemas.microsoft.com/office/drawing/2014/chartex" xmlns:cx1="http://schemas.microsoft.com/office/drawing/2015/9/8/chartex" xmlns:cx2="http://schemas.microsoft.com/office/drawing/2015/10/21/chartex" xmlns:cx3="http://schemas.microsoft.com/office/drawing/2016/5/9/chartex" xmlns:cx4="http://schemas.microsoft.com/office/drawing/2016/5/10/chartex" xmlns:cx5="http://schemas.microsoft.com/office/drawing/2016/5/11/chartex" xmlns:cx6="http://schemas.microsoft.com/office/drawing/2016/5/12/chartex" xmlns:cx7="http://schemas.microsoft.com/office/drawing/2016/5/13/chartex" xmlns:cx8="http://schemas.microsoft.com/office/drawing/2016/5/14/chartex" xmlns:mc="http://schemas.openxmlformats.org/markup-compatibility/2006" xmlns:aink="http://schemas.microsoft.com/office/drawing/2016/ink" xmlns:am3d="http://schemas.microsoft.com/office/drawing/2017/model3d" xmlns:o="urn:schemas-microsoft-com:office:office" xmlns:r="http://schemas.openxmlformats.org/officeDocument/2006/relationships" xmlns:m="http://schemas.openxmlformats.org/officeDocument/2006/math" xmlns:v="urn:schemas-microsoft-com:vml" xmlns:wp14="http://schemas.microsoft.com/office/word/2010/wordprocessingDrawing" xmlns:wp="http://schemas.openxmlformats.org/drawingml/2006/wordprocessingDrawing" xmlns:w10="urn:schemas-microsoft-com:office:word" xmlns:w="http://schemas.openxmlformats.org/wordprocessingml/2006/main" xmlns:w14="http://schemas.microsoft.com/office/word/2010/wordml" xmlns:w15="http://schemas.microsoft.com/office/word/2012/wordml" xmlns:w16cex="http://schemas.microsoft.com/office/word/2018/wordml/cex" xmlns:w16cid="http://schemas.microsoft.com/office/word/2016/wordml/cid" xmlns:w16="http://schemas.microsoft.com/office/word/2018/wordml" xmlns:w16sdtdh="http://schemas.microsoft.com/office/word/2020/wordml/sdtdatahash" xmlns:w16se="http://schemas.microsoft.com/office/word/2015/wordml/symex" xmlns:wpg="http://schemas.microsoft.com/office/word/2010/wordprocessingGroup" xmlns:wpi="http://schemas.microsoft.com/office/word/2010/wordprocessingInk" xmlns:wne="http://schemas.microsoft.com/office/word/2006/wordml" xmlns:wps="http://schemas.microsoft.com/office/word/2010/wordprocessingShape" mc:Ignorable="w14 w15 w16se w16cid w16 w16cex w16sdtdh wp14">
+<w:endnotes xmlns:wpc="http://schemas.microsoft.com/office/word/2010/wordprocessingCanvas" xmlns:cx="http://schemas.microsoft.com/office/drawing/2014/chartex" xmlns:cx1="http://schemas.microsoft.com/office/drawing/2015/9/8/chartex" xmlns:cx2="http://schemas.microsoft.com/office/drawing/2015/10/21/chartex" xmlns:cx3="http://schemas.microsoft.com/office/drawing/2016/5/9/chartex" xmlns:cx4="http://schemas.microsoft.com/office/drawing/2016/5/10/chartex" xmlns:cx5="http://schemas.microsoft.com/office/drawing/2016/5/11/chartex" xmlns:cx6="http://schemas.microsoft.com/office/drawing/2016/5/12/chartex" xmlns:cx7="http://schemas.microsoft.com/office/drawing/2016/5/13/chartex" xmlns:cx8="http://schemas.microsoft.com/office/drawing/2016/5/14/chartex" xmlns:mc="http://schemas.openxmlformats.org/markup-compatibility/2006" xmlns:aink="http://schemas.microsoft.com/office/drawing/2016/ink" xmlns:am3d="http://schemas.microsoft.com/office/drawing/2017/model3d" xmlns:o="urn:schemas-microsoft-com:office:office" xmlns:oel="http://schemas.microsoft.com/office/2019/extlst" xmlns:r="http://schemas.openxmlformats.org/officeDocument/2006/relationships" xmlns:m="http://schemas.openxmlformats.org/officeDocument/2006/math" xmlns:v="urn:schemas-microsoft-com:vml" xmlns:wp14="http://schemas.microsoft.com/office/word/2010/wordprocessingDrawing" xmlns:wp="http://schemas.openxmlformats.org/drawingml/2006/wordprocessingDrawing" xmlns:w10="urn:schemas-microsoft-com:office:word" xmlns:w="http://schemas.openxmlformats.org/wordprocessingml/2006/main" xmlns:w14="http://schemas.microsoft.com/office/word/2010/wordml" xmlns:w15="http://schemas.microsoft.com/office/word/2012/wordml" xmlns:w16cex="http://schemas.microsoft.com/office/word/2018/wordml/cex" xmlns:w16cid="http://schemas.microsoft.com/office/word/2016/wordml/cid" xmlns:w16="http://schemas.microsoft.com/office/word/2018/wordml" xmlns:w16du="http://schemas.microsoft.com/office/word/2023/wordml/word16du" xmlns:w16sdtdh="http://schemas.microsoft.com/office/word/2020/wordml/sdtdatahash" xmlns:w16sdtfl="http://schemas.microsoft.com/office/word/2024/wordml/sdtformatlock" xmlns:w16se="http://schemas.microsoft.com/office/word/2015/wordml/symex" xmlns:wpg="http://schemas.microsoft.com/office/word/2010/wordprocessingGroup" xmlns:wpi="http://schemas.microsoft.com/office/word/2010/wordprocessingInk" xmlns:wne="http://schemas.microsoft.com/office/word/2006/wordml" xmlns:wps="http://schemas.microsoft.com/office/word/2010/wordprocessingShape" mc:Ignorable="w14 w15 w16se w16cid w16 w16cex w16sdtdh w16sdtfl w16du wp14">
   <w:endnote w:type="separator" w:id="-1">
     <w:p>
       <w:r>
@@ -868,7 +1022,7 @@
 </file>
 
 <file path=word/footnotes.xml><?xml version="1.0" encoding="utf-8"?>
-<w:footnotes xmlns:wpc="http://schemas.microsoft.com/office/word/2010/wordprocessingCanvas" xmlns:cx="http://schemas.microsoft.com/office/drawing/2014/chartex" xmlns:cx1="http://schemas.microsoft.com/office/drawing/2015/9/8/chartex" xmlns:cx2="http://schemas.microsoft.com/office/drawing/2015/10/21/chartex" xmlns:cx3="http://schemas.microsoft.com/office/drawing/2016/5/9/chartex" xmlns:cx4="http://schemas.microsoft.com/office/drawing/2016/5/10/chartex" xmlns:cx5="http://schemas.microsoft.com/office/drawing/2016/5/11/chartex" xmlns:cx6="http://schemas.microsoft.com/office/drawing/2016/5/12/chartex" xmlns:cx7="http://schemas.microsoft.com/office/drawing/2016/5/13/chartex" xmlns:cx8="http://schemas.microsoft.com/office/drawing/2016/5/14/chartex" xmlns:mc="http://schemas.openxmlformats.org/markup-compatibility/2006" xmlns:aink="http://schemas.microsoft.com/office/drawing/2016/ink" xmlns:am3d="http://schemas.microsoft.com/office/drawing/2017/model3d" xmlns:o="urn:schemas-microsoft-com:office:office" xmlns:r="http://schemas.openxmlformats.org/officeDocument/2006/relationships" xmlns:m="http://schemas.openxmlformats.org/officeDocument/2006/math" xmlns:v="urn:schemas-microsoft-com:vml" xmlns:wp14="http://schemas.microsoft.com/office/word/2010/wordprocessingDrawing" xmlns:wp="http://schemas.openxmlformats.org/drawingml/2006/wordprocessingDrawing" xmlns:w10="urn:schemas-microsoft-com:office:word" xmlns:w="http://schemas.openxmlformats.org/wordprocessingml/2006/main" xmlns:w14="http://schemas.microsoft.com/office/word/2010/wordml" xmlns:w15="http://schemas.microsoft.com/office/word/2012/wordml" xmlns:w16cex="http://schemas.microsoft.com/office/word/2018/wordml/cex" xmlns:w16cid="http://schemas.microsoft.com/office/word/2016/wordml/cid" xmlns:w16="http://schemas.microsoft.com/office/word/2018/wordml" xmlns:w16sdtdh="http://schemas.microsoft.com/office/word/2020/wordml/sdtdatahash" xmlns:w16se="http://schemas.microsoft.com/office/word/2015/wordml/symex" xmlns:wpg="http://schemas.microsoft.com/office/word/2010/wordprocessingGroup" xmlns:wpi="http://schemas.microsoft.com/office/word/2010/wordprocessingInk" xmlns:wne="http://schemas.microsoft.com/office/word/2006/wordml" xmlns:wps="http://schemas.microsoft.com/office/word/2010/wordprocessingShape" mc:Ignorable="w14 w15 w16se w16cid w16 w16cex w16sdtdh wp14">
+<w:footnotes xmlns:wpc="http://schemas.microsoft.com/office/word/2010/wordprocessingCanvas" xmlns:cx="http://schemas.microsoft.com/office/drawing/2014/chartex" xmlns:cx1="http://schemas.microsoft.com/office/drawing/2015/9/8/chartex" xmlns:cx2="http://schemas.microsoft.com/office/drawing/2015/10/21/chartex" xmlns:cx3="http://schemas.microsoft.com/office/drawing/2016/5/9/chartex" xmlns:cx4="http://schemas.microsoft.com/office/drawing/2016/5/10/chartex" xmlns:cx5="http://schemas.microsoft.com/office/drawing/2016/5/11/chartex" xmlns:cx6="http://schemas.microsoft.com/office/drawing/2016/5/12/chartex" xmlns:cx7="http://schemas.microsoft.com/office/drawing/2016/5/13/chartex" xmlns:cx8="http://schemas.microsoft.com/office/drawing/2016/5/14/chartex" xmlns:mc="http://schemas.openxmlformats.org/markup-compatibility/2006" xmlns:aink="http://schemas.microsoft.com/office/drawing/2016/ink" xmlns:am3d="http://schemas.microsoft.com/office/drawing/2017/model3d" xmlns:o="urn:schemas-microsoft-com:office:office" xmlns:oel="http://schemas.microsoft.com/office/2019/extlst" xmlns:r="http://schemas.openxmlformats.org/officeDocument/2006/relationships" xmlns:m="http://schemas.openxmlformats.org/officeDocument/2006/math" xmlns:v="urn:schemas-microsoft-com:vml" xmlns:wp14="http://schemas.microsoft.com/office/word/2010/wordprocessingDrawing" xmlns:wp="http://schemas.openxmlformats.org/drawingml/2006/wordprocessingDrawing" xmlns:w10="urn:schemas-microsoft-com:office:word" xmlns:w="http://schemas.openxmlformats.org/wordprocessingml/2006/main" xmlns:w14="http://schemas.microsoft.com/office/word/2010/wordml" xmlns:w15="http://schemas.microsoft.com/office/word/2012/wordml" xmlns:w16cex="http://schemas.microsoft.com/office/word/2018/wordml/cex" xmlns:w16cid="http://schemas.microsoft.com/office/word/2016/wordml/cid" xmlns:w16="http://schemas.microsoft.com/office/word/2018/wordml" xmlns:w16du="http://schemas.microsoft.com/office/word/2023/wordml/word16du" xmlns:w16sdtdh="http://schemas.microsoft.com/office/word/2020/wordml/sdtdatahash" xmlns:w16sdtfl="http://schemas.microsoft.com/office/word/2024/wordml/sdtformatlock" xmlns:w16se="http://schemas.microsoft.com/office/word/2015/wordml/symex" xmlns:wpg="http://schemas.microsoft.com/office/word/2010/wordprocessingGroup" xmlns:wpi="http://schemas.microsoft.com/office/word/2010/wordprocessingInk" xmlns:wne="http://schemas.microsoft.com/office/word/2006/wordml" xmlns:wps="http://schemas.microsoft.com/office/word/2010/wordprocessingShape" mc:Ignorable="w14 w15 w16se w16cid w16 w16cex w16sdtdh w16sdtfl w16du wp14">
   <w:footnote w:type="separator" w:id="-1">
     <w:p>
       <w:r>
@@ -887,7 +1041,7 @@
 </file>
 
 <file path=word/numbering.xml><?xml version="1.0" encoding="utf-8"?>
-<w:numbering xmlns:wpc="http://schemas.microsoft.com/office/word/2010/wordprocessingCanvas" xmlns:cx="http://schemas.microsoft.com/office/drawing/2014/chartex" xmlns:cx1="http://schemas.microsoft.com/office/drawing/2015/9/8/chartex" xmlns:cx2="http://schemas.microsoft.com/office/drawing/2015/10/21/chartex" xmlns:cx3="http://schemas.microsoft.com/office/drawing/2016/5/9/chartex" xmlns:cx4="http://schemas.microsoft.com/office/drawing/2016/5/10/chartex" xmlns:cx5="http://schemas.microsoft.com/office/drawing/2016/5/11/chartex" xmlns:cx6="http://schemas.microsoft.com/office/drawing/2016/5/12/chartex" xmlns:cx7="http://schemas.microsoft.com/office/drawing/2016/5/13/chartex" xmlns:cx8="http://schemas.microsoft.com/office/drawing/2016/5/14/chartex" xmlns:mc="http://schemas.openxmlformats.org/markup-compatibility/2006" xmlns:aink="http://schemas.microsoft.com/office/drawing/2016/ink" xmlns:am3d="http://schemas.microsoft.com/office/drawing/2017/model3d" xmlns:o="urn:schemas-microsoft-com:office:office" xmlns:r="http://schemas.openxmlformats.org/officeDocument/2006/relationships" xmlns:m="http://schemas.openxmlformats.org/officeDocument/2006/math" xmlns:v="urn:schemas-microsoft-com:vml" xmlns:wp14="http://schemas.microsoft.com/office/word/2010/wordprocessingDrawing" xmlns:wp="http://schemas.openxmlformats.org/drawingml/2006/wordprocessingDrawing" xmlns:w10="urn:schemas-microsoft-com:office:word" xmlns:w="http://schemas.openxmlformats.org/wordprocessingml/2006/main" xmlns:w14="http://schemas.microsoft.com/office/word/2010/wordml" xmlns:w15="http://schemas.microsoft.com/office/word/2012/wordml" xmlns:w16cex="http://schemas.microsoft.com/office/word/2018/wordml/cex" xmlns:w16cid="http://schemas.microsoft.com/office/word/2016/wordml/cid" xmlns:w16="http://schemas.microsoft.com/office/word/2018/wordml" xmlns:w16sdtdh="http://schemas.microsoft.com/office/word/2020/wordml/sdtdatahash" xmlns:w16se="http://schemas.microsoft.com/office/word/2015/wordml/symex" xmlns:wpg="http://schemas.microsoft.com/office/word/2010/wordprocessingGroup" xmlns:wpi="http://schemas.microsoft.com/office/word/2010/wordprocessingInk" xmlns:wne="http://schemas.microsoft.com/office/word/2006/wordml" xmlns:wps="http://schemas.microsoft.com/office/word/2010/wordprocessingShape" mc:Ignorable="w14 w15 w16se w16cid w16 w16cex w16sdtdh wp14">
+<w:numbering xmlns:wpc="http://schemas.microsoft.com/office/word/2010/wordprocessingCanvas" xmlns:cx="http://schemas.microsoft.com/office/drawing/2014/chartex" xmlns:cx1="http://schemas.microsoft.com/office/drawing/2015/9/8/chartex" xmlns:cx2="http://schemas.microsoft.com/office/drawing/2015/10/21/chartex" xmlns:cx3="http://schemas.microsoft.com/office/drawing/2016/5/9/chartex" xmlns:cx4="http://schemas.microsoft.com/office/drawing/2016/5/10/chartex" xmlns:cx5="http://schemas.microsoft.com/office/drawing/2016/5/11/chartex" xmlns:cx6="http://schemas.microsoft.com/office/drawing/2016/5/12/chartex" xmlns:cx7="http://schemas.microsoft.com/office/drawing/2016/5/13/chartex" xmlns:cx8="http://schemas.microsoft.com/office/drawing/2016/5/14/chartex" xmlns:mc="http://schemas.openxmlformats.org/markup-compatibility/2006" xmlns:aink="http://schemas.microsoft.com/office/drawing/2016/ink" xmlns:am3d="http://schemas.microsoft.com/office/drawing/2017/model3d" xmlns:o="urn:schemas-microsoft-com:office:office" xmlns:oel="http://schemas.microsoft.com/office/2019/extlst" xmlns:r="http://schemas.openxmlformats.org/officeDocument/2006/relationships" xmlns:m="http://schemas.openxmlformats.org/officeDocument/2006/math" xmlns:v="urn:schemas-microsoft-com:vml" xmlns:wp14="http://schemas.microsoft.com/office/word/2010/wordprocessingDrawing" xmlns:wp="http://schemas.openxmlformats.org/drawingml/2006/wordprocessingDrawing" xmlns:w10="urn:schemas-microsoft-com:office:word" xmlns:w="http://schemas.openxmlformats.org/wordprocessingml/2006/main" xmlns:w14="http://schemas.microsoft.com/office/word/2010/wordml" xmlns:w15="http://schemas.microsoft.com/office/word/2012/wordml" xmlns:w16cex="http://schemas.microsoft.com/office/word/2018/wordml/cex" xmlns:w16cid="http://schemas.microsoft.com/office/word/2016/wordml/cid" xmlns:w16="http://schemas.microsoft.com/office/word/2018/wordml" xmlns:w16du="http://schemas.microsoft.com/office/word/2023/wordml/word16du" xmlns:w16sdtdh="http://schemas.microsoft.com/office/word/2020/wordml/sdtdatahash" xmlns:w16sdtfl="http://schemas.microsoft.com/office/word/2024/wordml/sdtformatlock" xmlns:w16se="http://schemas.microsoft.com/office/word/2015/wordml/symex" xmlns:wpg="http://schemas.microsoft.com/office/word/2010/wordprocessingGroup" xmlns:wpi="http://schemas.microsoft.com/office/word/2010/wordprocessingInk" xmlns:wne="http://schemas.microsoft.com/office/word/2006/wordml" xmlns:wps="http://schemas.microsoft.com/office/word/2010/wordprocessingShape" mc:Ignorable="w14 w15 w16se w16cid w16 w16cex w16sdtdh w16sdtfl w16du wp14">
   <w:abstractNum w:abstractNumId="0" w15:restartNumberingAfterBreak="0">
     <w:nsid w:val="438C1CCE"/>
     <w:multiLevelType w:val="multilevel"/>
@@ -1007,10 +1161,10 @@
       </w:rPr>
     </w:lvl>
   </w:abstractNum>
-  <w:num w:numId="1">
+  <w:num w:numId="1" w16cid:durableId="1001934051">
     <w:abstractNumId w:val="0"/>
   </w:num>
-  <w:num w:numId="2">
+  <w:num w:numId="2" w16cid:durableId="1389452735">
     <w:abstractNumId w:val="0"/>
     <w:lvlOverride w:ilvl="0">
       <w:startOverride w:val="2"/>
@@ -1040,7 +1194,7 @@
       <w:startOverride w:val="1"/>
     </w:lvlOverride>
   </w:num>
-  <w:num w:numId="3">
+  <w:num w:numId="3" w16cid:durableId="1965500494">
     <w:abstractNumId w:val="0"/>
     <w:lvlOverride w:ilvl="0">
       <w:startOverride w:val="2"/>
@@ -1074,7 +1228,7 @@
 </file>
 
 <file path=word/styles.xml><?xml version="1.0" encoding="utf-8"?>
-<w:styles xmlns:mc="http://schemas.openxmlformats.org/markup-compatibility/2006" xmlns:r="http://schemas.openxmlformats.org/officeDocument/2006/relationships" xmlns:w="http://schemas.openxmlformats.org/wordprocessingml/2006/main" xmlns:w14="http://schemas.microsoft.com/office/word/2010/wordml" xmlns:w15="http://schemas.microsoft.com/office/word/2012/wordml" xmlns:w16cex="http://schemas.microsoft.com/office/word/2018/wordml/cex" xmlns:w16cid="http://schemas.microsoft.com/office/word/2016/wordml/cid" xmlns:w16="http://schemas.microsoft.com/office/word/2018/wordml" xmlns:w16sdtdh="http://schemas.microsoft.com/office/word/2020/wordml/sdtdatahash" xmlns:w16se="http://schemas.microsoft.com/office/word/2015/wordml/symex" mc:Ignorable="w14 w15 w16se w16cid w16 w16cex w16sdtdh">
+<w:styles xmlns:mc="http://schemas.openxmlformats.org/markup-compatibility/2006" xmlns:r="http://schemas.openxmlformats.org/officeDocument/2006/relationships" xmlns:w="http://schemas.openxmlformats.org/wordprocessingml/2006/main" xmlns:w14="http://schemas.microsoft.com/office/word/2010/wordml" xmlns:w15="http://schemas.microsoft.com/office/word/2012/wordml" xmlns:w16cex="http://schemas.microsoft.com/office/word/2018/wordml/cex" xmlns:w16cid="http://schemas.microsoft.com/office/word/2016/wordml/cid" xmlns:w16="http://schemas.microsoft.com/office/word/2018/wordml" xmlns:w16du="http://schemas.microsoft.com/office/word/2023/wordml/word16du" xmlns:w16sdtdh="http://schemas.microsoft.com/office/word/2020/wordml/sdtdatahash" xmlns:w16sdtfl="http://schemas.microsoft.com/office/word/2024/wordml/sdtformatlock" xmlns:w16se="http://schemas.microsoft.com/office/word/2015/wordml/symex" mc:Ignorable="w14 w15 w16se w16cid w16 w16cex w16sdtdh w16sdtfl w16du">
   <w:docDefaults>
     <w:rPrDefault>
       <w:rPr>

--- a/haust_latex模版使用说明.docx
+++ b/haust_latex模版使用说明.docx
@@ -75,23 +75,32 @@
         </w:rPr>
         <w:t>。当前模版已发布在</w:t>
       </w:r>
-      <w:proofErr w:type="spellStart"/>
       <w:r>
         <w:rPr>
           <w:rFonts w:hint="eastAsia"/>
         </w:rPr>
         <w:t>github</w:t>
       </w:r>
-      <w:proofErr w:type="spellEnd"/>
       <w:r>
         <w:rPr>
           <w:rFonts w:hint="eastAsia"/>
         </w:rPr>
         <w:t>中</w:t>
       </w:r>
-      <w:r>
-        <w:t>https://github.com/ReceiveWind/Haust_Latex</w:t>
-      </w:r>
+      <w:hyperlink r:id="rId8" w:history="1">
+        <w:r>
+          <w:rPr>
+            <w:rStyle w:val="af3"/>
+          </w:rPr>
+          <w:t>https://github.com/ReceiveWind/Haust_Latex</w:t>
+        </w:r>
+      </w:hyperlink>
+    </w:p>
+    <w:p>
+      <w:pPr>
+        <w:pStyle w:val="a0"/>
+        <w:ind w:firstLine="480"/>
+      </w:pPr>
     </w:p>
     <w:p>
       <w:pPr>
@@ -101,6 +110,74 @@
         <w:rPr>
           <w:rFonts w:hint="eastAsia"/>
         </w:rPr>
+        <w:t>下载使用</w:t>
+      </w:r>
+    </w:p>
+    <w:p>
+      <w:pPr>
+        <w:pStyle w:val="a0"/>
+        <w:ind w:firstLine="480"/>
+        <w:rPr>
+          <w:rFonts w:hint="eastAsia"/>
+        </w:rPr>
+      </w:pPr>
+      <w:r>
+        <w:rPr>
+          <w:rFonts w:hint="eastAsia"/>
+        </w:rPr>
+        <w:t>下载压缩包后，要在本地安装</w:t>
+      </w:r>
+      <w:r>
+        <w:rPr>
+          <w:rFonts w:hint="eastAsia"/>
+        </w:rPr>
+        <w:t>texlive</w:t>
+      </w:r>
+      <w:r>
+        <w:rPr>
+          <w:rFonts w:hint="eastAsia"/>
+        </w:rPr>
+        <w:t>，然后用</w:t>
+      </w:r>
+      <w:r>
+        <w:rPr>
+          <w:rFonts w:hint="eastAsia"/>
+        </w:rPr>
+        <w:t>texstudio</w:t>
+      </w:r>
+      <w:r>
+        <w:rPr>
+          <w:rFonts w:hint="eastAsia"/>
+        </w:rPr>
+        <w:t>或其他软件打开</w:t>
+      </w:r>
+      <w:r>
+        <w:rPr>
+          <w:rFonts w:hint="eastAsia"/>
+        </w:rPr>
+        <w:t>main.tex</w:t>
+      </w:r>
+      <w:r>
+        <w:rPr>
+          <w:rFonts w:hint="eastAsia"/>
+        </w:rPr>
+        <w:t>，然后然后编译即可生成</w:t>
+      </w:r>
+      <w:r>
+        <w:rPr>
+          <w:rFonts w:hint="eastAsia"/>
+        </w:rPr>
+        <w:t>pdf</w:t>
+      </w:r>
+    </w:p>
+    <w:p>
+      <w:pPr>
+        <w:pStyle w:val="1"/>
+      </w:pPr>
+      <w:r>
+        <w:rPr>
+          <w:rFonts w:hint="eastAsia"/>
+        </w:rPr>
         <w:t>文件架构</w:t>
       </w:r>
     </w:p>
@@ -108,11 +185,7 @@
       <w:pPr>
         <w:pStyle w:val="a0"/>
         <w:ind w:firstLine="480"/>
-        <w:rPr>
-          <w:rFonts w:hint="eastAsia"/>
-        </w:rPr>
-      </w:pPr>
-      <w:proofErr w:type="spellStart"/>
+      </w:pPr>
       <w:r>
         <w:t>m</w:t>
       </w:r>
@@ -125,7 +198,6 @@
       <w:r>
         <w:t>.tex</w:t>
       </w:r>
-      <w:proofErr w:type="spellEnd"/>
       <w:r>
         <w:rPr>
           <w:rFonts w:hint="eastAsia"/>
@@ -149,9 +221,6 @@
       <w:pPr>
         <w:pStyle w:val="a0"/>
         <w:ind w:firstLine="480"/>
-        <w:rPr>
-          <w:rFonts w:hint="eastAsia"/>
-        </w:rPr>
       </w:pPr>
       <w:r>
         <w:t>chapters</w:t>
@@ -162,7 +231,6 @@
         </w:rPr>
         <w:t>，用来存放论文的各个章节，如果要修改里面每一章节的名称，需要在</w:t>
       </w:r>
-      <w:proofErr w:type="spellStart"/>
       <w:r>
         <w:rPr>
           <w:rFonts w:hint="eastAsia"/>
@@ -172,7 +240,6 @@
       <w:r>
         <w:t>.tex</w:t>
       </w:r>
-      <w:proofErr w:type="spellEnd"/>
       <w:r>
         <w:rPr>
           <w:rFonts w:hint="eastAsia"/>
@@ -191,7 +258,6 @@
         </w:rPr>
         <w:t>独创性声明直接在</w:t>
       </w:r>
-      <w:proofErr w:type="spellStart"/>
       <w:r>
         <w:rPr>
           <w:rFonts w:hint="eastAsia"/>
@@ -201,7 +267,6 @@
       <w:r>
         <w:t>.tex</w:t>
       </w:r>
-      <w:proofErr w:type="spellEnd"/>
       <w:r>
         <w:rPr>
           <w:rFonts w:hint="eastAsia"/>
@@ -244,30 +309,14 @@
         <w:pStyle w:val="a0"/>
         <w:ind w:firstLine="480"/>
       </w:pPr>
-      <w:proofErr w:type="spellStart"/>
       <w:r>
         <w:t>ustcsetup.tex</w:t>
       </w:r>
-      <w:proofErr w:type="spellEnd"/>
-      <w:r>
-        <w:rPr>
-          <w:rFonts w:hint="eastAsia"/>
-        </w:rPr>
-        <w:t>，用来控制模版使用博士、硕士、</w:t>
-      </w:r>
-      <w:proofErr w:type="gramStart"/>
-      <w:r>
-        <w:rPr>
-          <w:rFonts w:hint="eastAsia"/>
-        </w:rPr>
-        <w:t>学硕是</w:t>
-      </w:r>
-      <w:proofErr w:type="gramEnd"/>
-      <w:r>
-        <w:rPr>
-          <w:rFonts w:hint="eastAsia"/>
-        </w:rPr>
-        <w:t>专硕？还有封面的个人信息，以及摘要中的关键词、论文类型、选题来源</w:t>
+      <w:r>
+        <w:rPr>
+          <w:rFonts w:hint="eastAsia"/>
+        </w:rPr>
+        <w:t>，用来控制模版使用博士、硕士、学硕是专硕？还有封面的个人信息，以及摘要中的关键词、论文类型、选题来源</w:t>
       </w:r>
       <w:r>
         <w:rPr>
@@ -281,11 +330,9 @@
         <w:pStyle w:val="a0"/>
         <w:ind w:firstLine="480"/>
       </w:pPr>
-      <w:proofErr w:type="spellStart"/>
       <w:r>
         <w:t>ustcthesis.cls</w:t>
       </w:r>
-      <w:proofErr w:type="spellEnd"/>
       <w:r>
         <w:rPr>
           <w:rFonts w:hint="eastAsia"/>
@@ -304,18 +351,15 @@
       <w:r>
         <w:t>/</w:t>
       </w:r>
-      <w:proofErr w:type="spellStart"/>
       <w:r>
         <w:t>reference.bib</w:t>
       </w:r>
-      <w:proofErr w:type="spellEnd"/>
       <w:r>
         <w:rPr>
           <w:rFonts w:hint="eastAsia"/>
         </w:rPr>
         <w:t>，用来存放参考文献，在</w:t>
       </w:r>
-      <w:proofErr w:type="spellStart"/>
       <w:r>
         <w:rPr>
           <w:rFonts w:hint="eastAsia"/>
@@ -325,7 +369,6 @@
       <w:r>
         <w:t>.tex</w:t>
       </w:r>
-      <w:proofErr w:type="spellEnd"/>
       <w:r>
         <w:rPr>
           <w:rFonts w:hint="eastAsia"/>
@@ -353,14 +396,12 @@
         </w:rPr>
         <w:t>，加载图片的时候会直接在这个路径下寻找，在</w:t>
       </w:r>
-      <w:proofErr w:type="spellStart"/>
       <w:r>
         <w:rPr>
           <w:rFonts w:hint="eastAsia"/>
         </w:rPr>
         <w:t>tex</w:t>
       </w:r>
-      <w:proofErr w:type="spellEnd"/>
       <w:r>
         <w:rPr>
           <w:rFonts w:hint="eastAsia"/>
@@ -368,23 +409,7 @@
         <w:t>加载时直接引用文件名称就行，如</w:t>
       </w:r>
       <w:r>
-        <w:t>\</w:t>
-      </w:r>
-      <w:proofErr w:type="spellStart"/>
-      <w:r>
-        <w:t>includegraphics</w:t>
-      </w:r>
-      <w:proofErr w:type="spellEnd"/>
-      <w:r>
-        <w:t>[width=0.3\</w:t>
-      </w:r>
-      <w:proofErr w:type="spellStart"/>
-      <w:r>
-        <w:t>textwidth</w:t>
-      </w:r>
-      <w:proofErr w:type="spellEnd"/>
-      <w:r>
-        <w:t>]{ustc-badge.pdf}</w:t>
+        <w:t>\includegraphics[width=0.3\textwidth]{ustc-badge.pdf}</w:t>
       </w:r>
     </w:p>
     <w:p>
@@ -427,7 +452,6 @@
         </w:rPr>
         <w:t>中没有刷新出来，就将中间过程文件删除，重新编译。比如有</w:t>
       </w:r>
-      <w:proofErr w:type="spellStart"/>
       <w:r>
         <w:rPr>
           <w:rFonts w:hint="eastAsia"/>
@@ -437,21 +461,18 @@
       <w:r>
         <w:t>.tex</w:t>
       </w:r>
-      <w:proofErr w:type="spellEnd"/>
       <w:r>
         <w:rPr>
           <w:rFonts w:hint="eastAsia"/>
         </w:rPr>
         <w:t>文件，就将除了</w:t>
       </w:r>
-      <w:proofErr w:type="spellStart"/>
       <w:r>
         <w:rPr>
           <w:rFonts w:hint="eastAsia"/>
         </w:rPr>
         <w:t>tex</w:t>
       </w:r>
-      <w:proofErr w:type="spellEnd"/>
       <w:r>
         <w:rPr>
           <w:rFonts w:hint="eastAsia"/>
@@ -523,7 +544,6 @@
         </w:rPr>
         <w:t>，需要在</w:t>
       </w:r>
-      <w:proofErr w:type="spellStart"/>
       <w:r>
         <w:rPr>
           <w:rFonts w:hint="eastAsia"/>
@@ -533,7 +553,6 @@
       <w:r>
         <w:t>in.tex</w:t>
       </w:r>
-      <w:proofErr w:type="spellEnd"/>
       <w:r>
         <w:rPr>
           <w:rFonts w:hint="eastAsia"/>
@@ -550,58 +569,12 @@
         <w:rPr>
           <w:noProof/>
         </w:rPr>
+        <w:lastRenderedPageBreak/>
         <w:drawing>
           <wp:inline distT="0" distB="0" distL="0" distR="0" wp14:anchorId="4C72B470" wp14:editId="320C3D9F">
             <wp:extent cx="5274310" cy="876935"/>
             <wp:effectExtent l="0" t="0" r="2540" b="0"/>
             <wp:docPr id="4" name="图片 4"/>
-            <wp:cNvGraphicFramePr>
-              <a:graphicFrameLocks xmlns:a="http://schemas.openxmlformats.org/drawingml/2006/main" noChangeAspect="1"/>
-            </wp:cNvGraphicFramePr>
-            <a:graphic xmlns:a="http://schemas.openxmlformats.org/drawingml/2006/main">
-              <a:graphicData uri="http://schemas.openxmlformats.org/drawingml/2006/picture">
-                <pic:pic xmlns:pic="http://schemas.openxmlformats.org/drawingml/2006/picture">
-                  <pic:nvPicPr>
-                    <pic:cNvPr id="1" name=""/>
-                    <pic:cNvPicPr/>
-                  </pic:nvPicPr>
-                  <pic:blipFill>
-                    <a:blip r:embed="rId8"/>
-                    <a:stretch>
-                      <a:fillRect/>
-                    </a:stretch>
-                  </pic:blipFill>
-                  <pic:spPr>
-                    <a:xfrm>
-                      <a:off x="0" y="0"/>
-                      <a:ext cx="5274310" cy="876935"/>
-                    </a:xfrm>
-                    <a:prstGeom prst="rect">
-                      <a:avLst/>
-                    </a:prstGeom>
-                  </pic:spPr>
-                </pic:pic>
-              </a:graphicData>
-            </a:graphic>
-          </wp:inline>
-        </w:drawing>
-      </w:r>
-    </w:p>
-    <w:p>
-      <w:pPr>
-        <w:pStyle w:val="a0"/>
-        <w:ind w:firstLine="480"/>
-      </w:pPr>
-      <w:r>
-        <w:rPr>
-          <w:noProof/>
-        </w:rPr>
-        <w:lastRenderedPageBreak/>
-        <w:drawing>
-          <wp:inline distT="0" distB="0" distL="0" distR="0" wp14:anchorId="7FA042C0" wp14:editId="7932CE7D">
-            <wp:extent cx="1962150" cy="2389479"/>
-            <wp:effectExtent l="0" t="0" r="0" b="0"/>
-            <wp:docPr id="1" name="图片 1"/>
             <wp:cNvGraphicFramePr>
               <a:graphicFrameLocks xmlns:a="http://schemas.openxmlformats.org/drawingml/2006/main" noChangeAspect="1"/>
             </wp:cNvGraphicFramePr>
@@ -621,7 +594,7 @@
                   <pic:spPr>
                     <a:xfrm>
                       <a:off x="0" y="0"/>
-                      <a:ext cx="1978724" cy="2409662"/>
+                      <a:ext cx="5274310" cy="876935"/>
                     </a:xfrm>
                     <a:prstGeom prst="rect">
                       <a:avLst/>
@@ -644,10 +617,10 @@
           <w:noProof/>
         </w:rPr>
         <w:drawing>
-          <wp:inline distT="0" distB="0" distL="0" distR="0" wp14:anchorId="2AAC40E6" wp14:editId="7B72EC1D">
-            <wp:extent cx="2286000" cy="2958921"/>
+          <wp:inline distT="0" distB="0" distL="0" distR="0" wp14:anchorId="7FA042C0" wp14:editId="7932CE7D">
+            <wp:extent cx="1962150" cy="2389479"/>
             <wp:effectExtent l="0" t="0" r="0" b="0"/>
-            <wp:docPr id="2" name="图片 2"/>
+            <wp:docPr id="1" name="图片 1"/>
             <wp:cNvGraphicFramePr>
               <a:graphicFrameLocks xmlns:a="http://schemas.openxmlformats.org/drawingml/2006/main" noChangeAspect="1"/>
             </wp:cNvGraphicFramePr>
@@ -667,7 +640,7 @@
                   <pic:spPr>
                     <a:xfrm>
                       <a:off x="0" y="0"/>
-                      <a:ext cx="2301517" cy="2979005"/>
+                      <a:ext cx="1978724" cy="2409662"/>
                     </a:xfrm>
                     <a:prstGeom prst="rect">
                       <a:avLst/>
@@ -679,15 +652,21 @@
           </wp:inline>
         </w:drawing>
       </w:r>
+    </w:p>
+    <w:p>
+      <w:pPr>
+        <w:pStyle w:val="a0"/>
+        <w:ind w:firstLine="480"/>
+      </w:pPr>
       <w:r>
         <w:rPr>
           <w:noProof/>
         </w:rPr>
         <w:drawing>
-          <wp:inline distT="0" distB="0" distL="0" distR="0" wp14:anchorId="5B1656A9" wp14:editId="51DC82AD">
-            <wp:extent cx="2276646" cy="3104896"/>
-            <wp:effectExtent l="0" t="0" r="0" b="635"/>
-            <wp:docPr id="3" name="图片 3"/>
+          <wp:inline distT="0" distB="0" distL="0" distR="0" wp14:anchorId="2AAC40E6" wp14:editId="7B72EC1D">
+            <wp:extent cx="2286000" cy="2958921"/>
+            <wp:effectExtent l="0" t="0" r="0" b="0"/>
+            <wp:docPr id="2" name="图片 2"/>
             <wp:cNvGraphicFramePr>
               <a:graphicFrameLocks xmlns:a="http://schemas.openxmlformats.org/drawingml/2006/main" noChangeAspect="1"/>
             </wp:cNvGraphicFramePr>
@@ -707,6 +686,46 @@
                   <pic:spPr>
                     <a:xfrm>
                       <a:off x="0" y="0"/>
+                      <a:ext cx="2301517" cy="2979005"/>
+                    </a:xfrm>
+                    <a:prstGeom prst="rect">
+                      <a:avLst/>
+                    </a:prstGeom>
+                  </pic:spPr>
+                </pic:pic>
+              </a:graphicData>
+            </a:graphic>
+          </wp:inline>
+        </w:drawing>
+      </w:r>
+      <w:r>
+        <w:rPr>
+          <w:noProof/>
+        </w:rPr>
+        <w:drawing>
+          <wp:inline distT="0" distB="0" distL="0" distR="0" wp14:anchorId="5B1656A9" wp14:editId="51DC82AD">
+            <wp:extent cx="2276646" cy="3104896"/>
+            <wp:effectExtent l="0" t="0" r="0" b="635"/>
+            <wp:docPr id="3" name="图片 3"/>
+            <wp:cNvGraphicFramePr>
+              <a:graphicFrameLocks xmlns:a="http://schemas.openxmlformats.org/drawingml/2006/main" noChangeAspect="1"/>
+            </wp:cNvGraphicFramePr>
+            <a:graphic xmlns:a="http://schemas.openxmlformats.org/drawingml/2006/main">
+              <a:graphicData uri="http://schemas.openxmlformats.org/drawingml/2006/picture">
+                <pic:pic xmlns:pic="http://schemas.openxmlformats.org/drawingml/2006/picture">
+                  <pic:nvPicPr>
+                    <pic:cNvPr id="1" name=""/>
+                    <pic:cNvPicPr/>
+                  </pic:nvPicPr>
+                  <pic:blipFill>
+                    <a:blip r:embed="rId12"/>
+                    <a:stretch>
+                      <a:fillRect/>
+                    </a:stretch>
+                  </pic:blipFill>
+                  <pic:spPr>
+                    <a:xfrm>
+                      <a:off x="0" y="0"/>
                       <a:ext cx="2281970" cy="3112157"/>
                     </a:xfrm>
                     <a:prstGeom prst="rect">
@@ -751,30 +770,14 @@
         </w:rPr>
         <w:t>在</w:t>
       </w:r>
-      <w:proofErr w:type="spellStart"/>
       <w:r>
         <w:t>ustcsetup.tex</w:t>
       </w:r>
-      <w:proofErr w:type="spellEnd"/>
-      <w:r>
-        <w:rPr>
-          <w:rFonts w:hint="eastAsia"/>
-        </w:rPr>
-        <w:t>中修改封面和摘要的关键字段，注意</w:t>
-      </w:r>
-      <w:proofErr w:type="gramStart"/>
-      <w:r>
-        <w:rPr>
-          <w:rFonts w:hint="eastAsia"/>
-        </w:rPr>
-        <w:t>专硕和学硕</w:t>
-      </w:r>
-      <w:proofErr w:type="gramEnd"/>
-      <w:r>
-        <w:rPr>
-          <w:rFonts w:hint="eastAsia"/>
-        </w:rPr>
-        <w:t>的段有差异。</w:t>
+      <w:r>
+        <w:rPr>
+          <w:rFonts w:hint="eastAsia"/>
+        </w:rPr>
+        <w:t>中修改封面和摘要的关键字段，注意专硕和学硕的段有差异。</w:t>
       </w:r>
     </w:p>
     <w:p>
@@ -834,13 +837,8 @@
         <w:t>注意，在该文件中的</w:t>
       </w:r>
       <w:r>
-        <w:t>\</w:t>
-      </w:r>
-      <w:proofErr w:type="spellStart"/>
-      <w:r>
-        <w:t>ustcsetup</w:t>
-      </w:r>
-      <w:proofErr w:type="spellEnd"/>
+        <w:t>\ustcsetup</w:t>
+      </w:r>
       <w:r>
         <w:rPr>
           <w:rFonts w:hint="eastAsia"/>
@@ -871,11 +869,9 @@
         <w:pStyle w:val="a0"/>
         <w:ind w:firstLine="480"/>
       </w:pPr>
-      <w:proofErr w:type="spellStart"/>
       <w:r>
         <w:t>ustcsetup.tex</w:t>
       </w:r>
-      <w:proofErr w:type="spellEnd"/>
       <w:r>
         <w:rPr>
           <w:rFonts w:hint="eastAsia"/>
@@ -886,21 +882,7 @@
         <w:rPr>
           <w:rFonts w:hint="eastAsia"/>
         </w:rPr>
-        <w:t>\</w:t>
-      </w:r>
-      <w:proofErr w:type="spellStart"/>
-      <w:r>
-        <w:rPr>
-          <w:rFonts w:hint="eastAsia"/>
-        </w:rPr>
-        <w:t>coverdate</w:t>
-      </w:r>
-      <w:proofErr w:type="spellEnd"/>
-      <w:r>
-        <w:rPr>
-          <w:rFonts w:hint="eastAsia"/>
-        </w:rPr>
-        <w:t xml:space="preserve">{2026 </w:t>
+        <w:t xml:space="preserve">\coverdate{2026 </w:t>
       </w:r>
       <w:r>
         <w:rPr>
@@ -944,7 +926,6 @@
         <w:pStyle w:val="a0"/>
         <w:ind w:firstLine="480"/>
         <w:rPr>
-          <w:rFonts w:hint="eastAsia"/>
           <w:b/>
           <w:bCs/>
         </w:rPr>
@@ -955,14 +936,12 @@
         </w:rPr>
         <w:t>章节在奇数页，可以通过</w:t>
       </w:r>
-      <w:proofErr w:type="spellStart"/>
       <w:r>
         <w:rPr>
           <w:rFonts w:hint="eastAsia"/>
         </w:rPr>
         <w:t>main.tex</w:t>
       </w:r>
-      <w:proofErr w:type="spellEnd"/>
       <w:r>
         <w:rPr>
           <w:rFonts w:hint="eastAsia"/>
@@ -970,21 +949,8 @@
         <w:t>中</w:t>
       </w:r>
       <w:r>
-        <w:t>\let\</w:t>
-      </w:r>
-      <w:proofErr w:type="spellStart"/>
-      <w:r>
-        <w:t>cleardoublepage</w:t>
-      </w:r>
-      <w:proofErr w:type="spellEnd"/>
-      <w:r>
-        <w:t>\</w:t>
-      </w:r>
-      <w:proofErr w:type="spellStart"/>
-      <w:r>
-        <w:t>clearpage</w:t>
-      </w:r>
-      <w:proofErr w:type="spellEnd"/>
+        <w:t>\let\cleardoublepage\clearpage</w:t>
+      </w:r>
       <w:r>
         <w:rPr>
           <w:rFonts w:hint="eastAsia"/>
@@ -1223,6 +1189,9 @@
     <w:lvlOverride w:ilvl="8">
       <w:startOverride w:val="1"/>
     </w:lvlOverride>
+  </w:num>
+  <w:num w:numId="4" w16cid:durableId="369189381">
+    <w:abstractNumId w:val="0"/>
   </w:num>
 </w:numbering>
 </file>
@@ -2050,6 +2019,29 @@
       <w:szCs w:val="18"/>
     </w:rPr>
   </w:style>
+  <w:style w:type="character" w:styleId="af3">
+    <w:name w:val="Hyperlink"/>
+    <w:basedOn w:val="a1"/>
+    <w:uiPriority w:val="99"/>
+    <w:unhideWhenUsed/>
+    <w:rsid w:val="00181E3F"/>
+    <w:rPr>
+      <w:color w:val="0563C1" w:themeColor="hyperlink"/>
+      <w:u w:val="single"/>
+    </w:rPr>
+  </w:style>
+  <w:style w:type="character" w:styleId="af4">
+    <w:name w:val="Unresolved Mention"/>
+    <w:basedOn w:val="a1"/>
+    <w:uiPriority w:val="99"/>
+    <w:semiHidden/>
+    <w:unhideWhenUsed/>
+    <w:rsid w:val="00181E3F"/>
+    <w:rPr>
+      <w:color w:val="605E5C"/>
+      <w:shd w:val="clear" w:color="auto" w:fill="E1DFDD"/>
+    </w:rPr>
+  </w:style>
 </w:styles>
 </file>
 

--- a/haust_latex模版使用说明.docx
+++ b/haust_latex模版使用说明.docx
@@ -117,9 +117,6 @@
       <w:pPr>
         <w:pStyle w:val="a0"/>
         <w:ind w:firstLine="480"/>
-        <w:rPr>
-          <w:rFonts w:hint="eastAsia"/>
-        </w:rPr>
       </w:pPr>
       <w:r>
         <w:rPr>
@@ -168,6 +165,24 @@
           <w:rFonts w:hint="eastAsia"/>
         </w:rPr>
         <w:t>pdf</w:t>
+      </w:r>
+      <w:r>
+        <w:rPr>
+          <w:rFonts w:hint="eastAsia"/>
+        </w:rPr>
+        <w:t>。如果要编译参考文献可能必须要使用</w:t>
+      </w:r>
+      <w:r>
+        <w:rPr>
+          <w:rFonts w:hint="eastAsia"/>
+        </w:rPr>
+        <w:t>xelatex</w:t>
+      </w:r>
+      <w:r>
+        <w:rPr>
+          <w:rFonts w:hint="eastAsia"/>
+        </w:rPr>
+        <w:t>，具体可以参考中科大的文档。</w:t>
       </w:r>
     </w:p>
     <w:p>

--- a/haust_latex模版使用说明.docx
+++ b/haust_latex模版使用说明.docx
@@ -49,7 +49,22 @@
         <w:t>模版是基于中科大模版</w:t>
       </w:r>
       <w:r>
-        <w:t>https://github.com/ustctug/ustcthesis</w:t>
+        <w:t>ustcthesis-v4.0.0-beta.10</w:t>
+      </w:r>
+      <w:r>
+        <w:rPr>
+          <w:rFonts w:hint="eastAsia"/>
+        </w:rPr>
+        <w:t>（</w:t>
+      </w:r>
+      <w:r>
+        <w:t>https://github.com/ustctug/ustcthesis/tree/v4.0.0-beta.10</w:t>
+      </w:r>
+      <w:r>
+        <w:rPr>
+          <w:rFonts w:hint="eastAsia"/>
+        </w:rPr>
+        <w:t>）</w:t>
       </w:r>
       <w:r>
         <w:rPr>
@@ -75,26 +90,56 @@
         </w:rPr>
         <w:t>。当前模版已发布在</w:t>
       </w:r>
+      <w:proofErr w:type="spellStart"/>
       <w:r>
         <w:rPr>
           <w:rFonts w:hint="eastAsia"/>
         </w:rPr>
         <w:t>github</w:t>
       </w:r>
+      <w:proofErr w:type="spellEnd"/>
       <w:r>
         <w:rPr>
           <w:rFonts w:hint="eastAsia"/>
         </w:rPr>
         <w:t>中</w:t>
       </w:r>
-      <w:hyperlink r:id="rId8" w:history="1">
-        <w:r>
-          <w:rPr>
-            <w:rStyle w:val="af3"/>
-          </w:rPr>
-          <w:t>https://github.com/ReceiveWind/Haust_Latex</w:t>
-        </w:r>
-      </w:hyperlink>
+      <w:r>
+        <w:fldChar w:fldCharType="begin"/>
+      </w:r>
+      <w:r>
+        <w:instrText>HYPERLINK "</w:instrText>
+      </w:r>
+      <w:r>
+        <w:instrText>https://github.com/ReceiveWind/Haust_Latex</w:instrText>
+      </w:r>
+      <w:r>
+        <w:instrText>"</w:instrText>
+      </w:r>
+      <w:r>
+        <w:fldChar w:fldCharType="separate"/>
+      </w:r>
+      <w:r>
+        <w:rPr>
+          <w:rStyle w:val="af3"/>
+        </w:rPr>
+        <w:t>https://github.com/ReceiveWind/H</w:t>
+      </w:r>
+      <w:r>
+        <w:rPr>
+          <w:rStyle w:val="af3"/>
+        </w:rPr>
+        <w:t>a</w:t>
+      </w:r>
+      <w:r>
+        <w:rPr>
+          <w:rStyle w:val="af3"/>
+        </w:rPr>
+        <w:t>ust_Latex</w:t>
+      </w:r>
+      <w:r>
+        <w:fldChar w:fldCharType="end"/>
+      </w:r>
     </w:p>
     <w:p>
       <w:pPr>
@@ -124,36 +169,42 @@
         </w:rPr>
         <w:t>下载压缩包后，要在本地安装</w:t>
       </w:r>
+      <w:proofErr w:type="spellStart"/>
       <w:r>
         <w:rPr>
           <w:rFonts w:hint="eastAsia"/>
         </w:rPr>
         <w:t>texlive</w:t>
       </w:r>
+      <w:proofErr w:type="spellEnd"/>
       <w:r>
         <w:rPr>
           <w:rFonts w:hint="eastAsia"/>
         </w:rPr>
         <w:t>，然后用</w:t>
       </w:r>
+      <w:proofErr w:type="spellStart"/>
       <w:r>
         <w:rPr>
           <w:rFonts w:hint="eastAsia"/>
         </w:rPr>
         <w:t>texstudio</w:t>
       </w:r>
+      <w:proofErr w:type="spellEnd"/>
       <w:r>
         <w:rPr>
           <w:rFonts w:hint="eastAsia"/>
         </w:rPr>
         <w:t>或其他软件打开</w:t>
       </w:r>
+      <w:proofErr w:type="spellStart"/>
       <w:r>
         <w:rPr>
           <w:rFonts w:hint="eastAsia"/>
         </w:rPr>
         <w:t>main.tex</w:t>
       </w:r>
+      <w:proofErr w:type="spellEnd"/>
       <w:r>
         <w:rPr>
           <w:rFonts w:hint="eastAsia"/>
@@ -172,12 +223,14 @@
         </w:rPr>
         <w:t>。如果要编译参考文献可能必须要使用</w:t>
       </w:r>
+      <w:proofErr w:type="spellStart"/>
       <w:r>
         <w:rPr>
           <w:rFonts w:hint="eastAsia"/>
         </w:rPr>
         <w:t>xelatex</w:t>
       </w:r>
+      <w:proofErr w:type="spellEnd"/>
       <w:r>
         <w:rPr>
           <w:rFonts w:hint="eastAsia"/>
@@ -201,6 +254,7 @@
         <w:pStyle w:val="a0"/>
         <w:ind w:firstLine="480"/>
       </w:pPr>
+      <w:proofErr w:type="spellStart"/>
       <w:r>
         <w:t>m</w:t>
       </w:r>
@@ -213,6 +267,7 @@
       <w:r>
         <w:t>.tex</w:t>
       </w:r>
+      <w:proofErr w:type="spellEnd"/>
       <w:r>
         <w:rPr>
           <w:rFonts w:hint="eastAsia"/>
@@ -246,6 +301,7 @@
         </w:rPr>
         <w:t>，用来存放论文的各个章节，如果要修改里面每一章节的名称，需要在</w:t>
       </w:r>
+      <w:proofErr w:type="spellStart"/>
       <w:r>
         <w:rPr>
           <w:rFonts w:hint="eastAsia"/>
@@ -255,6 +311,7 @@
       <w:r>
         <w:t>.tex</w:t>
       </w:r>
+      <w:proofErr w:type="spellEnd"/>
       <w:r>
         <w:rPr>
           <w:rFonts w:hint="eastAsia"/>
@@ -273,6 +330,7 @@
         </w:rPr>
         <w:t>独创性声明直接在</w:t>
       </w:r>
+      <w:proofErr w:type="spellStart"/>
       <w:r>
         <w:rPr>
           <w:rFonts w:hint="eastAsia"/>
@@ -282,6 +340,7 @@
       <w:r>
         <w:t>.tex</w:t>
       </w:r>
+      <w:proofErr w:type="spellEnd"/>
       <w:r>
         <w:rPr>
           <w:rFonts w:hint="eastAsia"/>
@@ -324,9 +383,11 @@
         <w:pStyle w:val="a0"/>
         <w:ind w:firstLine="480"/>
       </w:pPr>
+      <w:proofErr w:type="spellStart"/>
       <w:r>
         <w:t>ustcsetup.tex</w:t>
       </w:r>
+      <w:proofErr w:type="spellEnd"/>
       <w:r>
         <w:rPr>
           <w:rFonts w:hint="eastAsia"/>
@@ -345,9 +406,11 @@
         <w:pStyle w:val="a0"/>
         <w:ind w:firstLine="480"/>
       </w:pPr>
+      <w:proofErr w:type="spellStart"/>
       <w:r>
         <w:t>ustcthesis.cls</w:t>
       </w:r>
+      <w:proofErr w:type="spellEnd"/>
       <w:r>
         <w:rPr>
           <w:rFonts w:hint="eastAsia"/>
@@ -366,15 +429,18 @@
       <w:r>
         <w:t>/</w:t>
       </w:r>
+      <w:proofErr w:type="spellStart"/>
       <w:r>
         <w:t>reference.bib</w:t>
       </w:r>
+      <w:proofErr w:type="spellEnd"/>
       <w:r>
         <w:rPr>
           <w:rFonts w:hint="eastAsia"/>
         </w:rPr>
         <w:t>，用来存放参考文献，在</w:t>
       </w:r>
+      <w:proofErr w:type="spellStart"/>
       <w:r>
         <w:rPr>
           <w:rFonts w:hint="eastAsia"/>
@@ -384,6 +450,7 @@
       <w:r>
         <w:t>.tex</w:t>
       </w:r>
+      <w:proofErr w:type="spellEnd"/>
       <w:r>
         <w:rPr>
           <w:rFonts w:hint="eastAsia"/>
@@ -411,12 +478,14 @@
         </w:rPr>
         <w:t>，加载图片的时候会直接在这个路径下寻找，在</w:t>
       </w:r>
+      <w:proofErr w:type="spellStart"/>
       <w:r>
         <w:rPr>
           <w:rFonts w:hint="eastAsia"/>
         </w:rPr>
         <w:t>tex</w:t>
       </w:r>
+      <w:proofErr w:type="spellEnd"/>
       <w:r>
         <w:rPr>
           <w:rFonts w:hint="eastAsia"/>
@@ -424,7 +493,23 @@
         <w:t>加载时直接引用文件名称就行，如</w:t>
       </w:r>
       <w:r>
-        <w:t>\includegraphics[width=0.3\textwidth]{ustc-badge.pdf}</w:t>
+        <w:t>\</w:t>
+      </w:r>
+      <w:proofErr w:type="spellStart"/>
+      <w:r>
+        <w:t>includegraphics</w:t>
+      </w:r>
+      <w:proofErr w:type="spellEnd"/>
+      <w:r>
+        <w:t>[width=0.3\</w:t>
+      </w:r>
+      <w:proofErr w:type="spellStart"/>
+      <w:r>
+        <w:t>textwidth</w:t>
+      </w:r>
+      <w:proofErr w:type="spellEnd"/>
+      <w:r>
+        <w:t>]{ustc-badge.pdf}</w:t>
       </w:r>
     </w:p>
     <w:p>
@@ -467,6 +552,7 @@
         </w:rPr>
         <w:t>中没有刷新出来，就将中间过程文件删除，重新编译。比如有</w:t>
       </w:r>
+      <w:proofErr w:type="spellStart"/>
       <w:r>
         <w:rPr>
           <w:rFonts w:hint="eastAsia"/>
@@ -476,18 +562,21 @@
       <w:r>
         <w:t>.tex</w:t>
       </w:r>
+      <w:proofErr w:type="spellEnd"/>
       <w:r>
         <w:rPr>
           <w:rFonts w:hint="eastAsia"/>
         </w:rPr>
         <w:t>文件，就将除了</w:t>
       </w:r>
+      <w:proofErr w:type="spellStart"/>
       <w:r>
         <w:rPr>
           <w:rFonts w:hint="eastAsia"/>
         </w:rPr>
         <w:t>tex</w:t>
       </w:r>
+      <w:proofErr w:type="spellEnd"/>
       <w:r>
         <w:rPr>
           <w:rFonts w:hint="eastAsia"/>
@@ -559,6 +648,7 @@
         </w:rPr>
         <w:t>，需要在</w:t>
       </w:r>
+      <w:proofErr w:type="spellStart"/>
       <w:r>
         <w:rPr>
           <w:rFonts w:hint="eastAsia"/>
@@ -568,6 +658,7 @@
       <w:r>
         <w:t>in.tex</w:t>
       </w:r>
+      <w:proofErr w:type="spellEnd"/>
       <w:r>
         <w:rPr>
           <w:rFonts w:hint="eastAsia"/>
@@ -590,6 +681,52 @@
             <wp:extent cx="5274310" cy="876935"/>
             <wp:effectExtent l="0" t="0" r="2540" b="0"/>
             <wp:docPr id="4" name="图片 4"/>
+            <wp:cNvGraphicFramePr>
+              <a:graphicFrameLocks xmlns:a="http://schemas.openxmlformats.org/drawingml/2006/main" noChangeAspect="1"/>
+            </wp:cNvGraphicFramePr>
+            <a:graphic xmlns:a="http://schemas.openxmlformats.org/drawingml/2006/main">
+              <a:graphicData uri="http://schemas.openxmlformats.org/drawingml/2006/picture">
+                <pic:pic xmlns:pic="http://schemas.openxmlformats.org/drawingml/2006/picture">
+                  <pic:nvPicPr>
+                    <pic:cNvPr id="1" name=""/>
+                    <pic:cNvPicPr/>
+                  </pic:nvPicPr>
+                  <pic:blipFill>
+                    <a:blip r:embed="rId8"/>
+                    <a:stretch>
+                      <a:fillRect/>
+                    </a:stretch>
+                  </pic:blipFill>
+                  <pic:spPr>
+                    <a:xfrm>
+                      <a:off x="0" y="0"/>
+                      <a:ext cx="5274310" cy="876935"/>
+                    </a:xfrm>
+                    <a:prstGeom prst="rect">
+                      <a:avLst/>
+                    </a:prstGeom>
+                  </pic:spPr>
+                </pic:pic>
+              </a:graphicData>
+            </a:graphic>
+          </wp:inline>
+        </w:drawing>
+      </w:r>
+    </w:p>
+    <w:p>
+      <w:pPr>
+        <w:pStyle w:val="a0"/>
+        <w:ind w:firstLine="480"/>
+      </w:pPr>
+      <w:r>
+        <w:rPr>
+          <w:noProof/>
+        </w:rPr>
+        <w:drawing>
+          <wp:inline distT="0" distB="0" distL="0" distR="0" wp14:anchorId="7FA042C0" wp14:editId="7932CE7D">
+            <wp:extent cx="1962150" cy="2389479"/>
+            <wp:effectExtent l="0" t="0" r="0" b="0"/>
+            <wp:docPr id="1" name="图片 1"/>
             <wp:cNvGraphicFramePr>
               <a:graphicFrameLocks xmlns:a="http://schemas.openxmlformats.org/drawingml/2006/main" noChangeAspect="1"/>
             </wp:cNvGraphicFramePr>
@@ -609,7 +746,7 @@
                   <pic:spPr>
                     <a:xfrm>
                       <a:off x="0" y="0"/>
-                      <a:ext cx="5274310" cy="876935"/>
+                      <a:ext cx="1978724" cy="2409662"/>
                     </a:xfrm>
                     <a:prstGeom prst="rect">
                       <a:avLst/>
@@ -632,10 +769,10 @@
           <w:noProof/>
         </w:rPr>
         <w:drawing>
-          <wp:inline distT="0" distB="0" distL="0" distR="0" wp14:anchorId="7FA042C0" wp14:editId="7932CE7D">
-            <wp:extent cx="1962150" cy="2389479"/>
+          <wp:inline distT="0" distB="0" distL="0" distR="0" wp14:anchorId="2AAC40E6" wp14:editId="7B72EC1D">
+            <wp:extent cx="2286000" cy="2958921"/>
             <wp:effectExtent l="0" t="0" r="0" b="0"/>
-            <wp:docPr id="1" name="图片 1"/>
+            <wp:docPr id="2" name="图片 2"/>
             <wp:cNvGraphicFramePr>
               <a:graphicFrameLocks xmlns:a="http://schemas.openxmlformats.org/drawingml/2006/main" noChangeAspect="1"/>
             </wp:cNvGraphicFramePr>
@@ -655,7 +792,7 @@
                   <pic:spPr>
                     <a:xfrm>
                       <a:off x="0" y="0"/>
-                      <a:ext cx="1978724" cy="2409662"/>
+                      <a:ext cx="2301517" cy="2979005"/>
                     </a:xfrm>
                     <a:prstGeom prst="rect">
                       <a:avLst/>
@@ -667,21 +804,15 @@
           </wp:inline>
         </w:drawing>
       </w:r>
-    </w:p>
-    <w:p>
-      <w:pPr>
-        <w:pStyle w:val="a0"/>
-        <w:ind w:firstLine="480"/>
-      </w:pPr>
       <w:r>
         <w:rPr>
           <w:noProof/>
         </w:rPr>
         <w:drawing>
-          <wp:inline distT="0" distB="0" distL="0" distR="0" wp14:anchorId="2AAC40E6" wp14:editId="7B72EC1D">
-            <wp:extent cx="2286000" cy="2958921"/>
-            <wp:effectExtent l="0" t="0" r="0" b="0"/>
-            <wp:docPr id="2" name="图片 2"/>
+          <wp:inline distT="0" distB="0" distL="0" distR="0" wp14:anchorId="5B1656A9" wp14:editId="51DC82AD">
+            <wp:extent cx="2276646" cy="3104896"/>
+            <wp:effectExtent l="0" t="0" r="0" b="635"/>
+            <wp:docPr id="3" name="图片 3"/>
             <wp:cNvGraphicFramePr>
               <a:graphicFrameLocks xmlns:a="http://schemas.openxmlformats.org/drawingml/2006/main" noChangeAspect="1"/>
             </wp:cNvGraphicFramePr>
@@ -701,46 +832,6 @@
                   <pic:spPr>
                     <a:xfrm>
                       <a:off x="0" y="0"/>
-                      <a:ext cx="2301517" cy="2979005"/>
-                    </a:xfrm>
-                    <a:prstGeom prst="rect">
-                      <a:avLst/>
-                    </a:prstGeom>
-                  </pic:spPr>
-                </pic:pic>
-              </a:graphicData>
-            </a:graphic>
-          </wp:inline>
-        </w:drawing>
-      </w:r>
-      <w:r>
-        <w:rPr>
-          <w:noProof/>
-        </w:rPr>
-        <w:drawing>
-          <wp:inline distT="0" distB="0" distL="0" distR="0" wp14:anchorId="5B1656A9" wp14:editId="51DC82AD">
-            <wp:extent cx="2276646" cy="3104896"/>
-            <wp:effectExtent l="0" t="0" r="0" b="635"/>
-            <wp:docPr id="3" name="图片 3"/>
-            <wp:cNvGraphicFramePr>
-              <a:graphicFrameLocks xmlns:a="http://schemas.openxmlformats.org/drawingml/2006/main" noChangeAspect="1"/>
-            </wp:cNvGraphicFramePr>
-            <a:graphic xmlns:a="http://schemas.openxmlformats.org/drawingml/2006/main">
-              <a:graphicData uri="http://schemas.openxmlformats.org/drawingml/2006/picture">
-                <pic:pic xmlns:pic="http://schemas.openxmlformats.org/drawingml/2006/picture">
-                  <pic:nvPicPr>
-                    <pic:cNvPr id="1" name=""/>
-                    <pic:cNvPicPr/>
-                  </pic:nvPicPr>
-                  <pic:blipFill>
-                    <a:blip r:embed="rId12"/>
-                    <a:stretch>
-                      <a:fillRect/>
-                    </a:stretch>
-                  </pic:blipFill>
-                  <pic:spPr>
-                    <a:xfrm>
-                      <a:off x="0" y="0"/>
                       <a:ext cx="2281970" cy="3112157"/>
                     </a:xfrm>
                     <a:prstGeom prst="rect">
@@ -785,9 +876,11 @@
         </w:rPr>
         <w:t>在</w:t>
       </w:r>
+      <w:proofErr w:type="spellStart"/>
       <w:r>
         <w:t>ustcsetup.tex</w:t>
       </w:r>
+      <w:proofErr w:type="spellEnd"/>
       <w:r>
         <w:rPr>
           <w:rFonts w:hint="eastAsia"/>
@@ -852,8 +945,13 @@
         <w:t>注意，在该文件中的</w:t>
       </w:r>
       <w:r>
-        <w:t>\ustcsetup</w:t>
-      </w:r>
+        <w:t>\</w:t>
+      </w:r>
+      <w:proofErr w:type="spellStart"/>
+      <w:r>
+        <w:t>ustcsetup</w:t>
+      </w:r>
+      <w:proofErr w:type="spellEnd"/>
       <w:r>
         <w:rPr>
           <w:rFonts w:hint="eastAsia"/>
@@ -884,9 +982,11 @@
         <w:pStyle w:val="a0"/>
         <w:ind w:firstLine="480"/>
       </w:pPr>
+      <w:proofErr w:type="spellStart"/>
       <w:r>
         <w:t>ustcsetup.tex</w:t>
       </w:r>
+      <w:proofErr w:type="spellEnd"/>
       <w:r>
         <w:rPr>
           <w:rFonts w:hint="eastAsia"/>
@@ -897,8 +997,23 @@
         <w:rPr>
           <w:rFonts w:hint="eastAsia"/>
         </w:rPr>
-        <w:t xml:space="preserve">\coverdate{2026 </w:t>
-      </w:r>
+        <w:t>\</w:t>
+      </w:r>
+      <w:proofErr w:type="spellStart"/>
+      <w:r>
+        <w:rPr>
+          <w:rFonts w:hint="eastAsia"/>
+        </w:rPr>
+        <w:t>coverdate</w:t>
+      </w:r>
+      <w:proofErr w:type="spellEnd"/>
+      <w:r>
+        <w:rPr>
+          <w:rFonts w:hint="eastAsia"/>
+        </w:rPr>
+        <w:t xml:space="preserve">{2026 </w:t>
+      </w:r>
+      <w:proofErr w:type="gramStart"/>
       <w:r>
         <w:rPr>
           <w:rFonts w:hint="eastAsia"/>
@@ -923,6 +1038,7 @@
         </w:rPr>
         <w:t xml:space="preserve">1 </w:t>
       </w:r>
+      <w:proofErr w:type="gramEnd"/>
       <w:r>
         <w:rPr>
           <w:rFonts w:hint="eastAsia"/>
@@ -940,10 +1056,6 @@
       <w:pPr>
         <w:pStyle w:val="a0"/>
         <w:ind w:firstLine="480"/>
-        <w:rPr>
-          <w:b/>
-          <w:bCs/>
-        </w:rPr>
       </w:pPr>
       <w:r>
         <w:rPr>
@@ -951,12 +1063,14 @@
         </w:rPr>
         <w:t>章节在奇数页，可以通过</w:t>
       </w:r>
+      <w:proofErr w:type="spellStart"/>
       <w:r>
         <w:rPr>
           <w:rFonts w:hint="eastAsia"/>
         </w:rPr>
         <w:t>main.tex</w:t>
       </w:r>
+      <w:proofErr w:type="spellEnd"/>
       <w:r>
         <w:rPr>
           <w:rFonts w:hint="eastAsia"/>
@@ -964,14 +1078,36 @@
         <w:t>中</w:t>
       </w:r>
       <w:r>
-        <w:t>\let\cleardoublepage\clearpage</w:t>
-      </w:r>
+        <w:t>\let\</w:t>
+      </w:r>
+      <w:proofErr w:type="spellStart"/>
+      <w:r>
+        <w:t>cleardoublepage</w:t>
+      </w:r>
+      <w:proofErr w:type="spellEnd"/>
+      <w:r>
+        <w:t>\</w:t>
+      </w:r>
+      <w:proofErr w:type="spellStart"/>
+      <w:r>
+        <w:t>clearpage</w:t>
+      </w:r>
+      <w:proofErr w:type="spellEnd"/>
       <w:r>
         <w:rPr>
           <w:rFonts w:hint="eastAsia"/>
         </w:rPr>
         <w:t>是否注释来实现。</w:t>
       </w:r>
+    </w:p>
+    <w:p>
+      <w:pPr>
+        <w:pStyle w:val="a0"/>
+        <w:ind w:firstLine="480"/>
+        <w:rPr>
+          <w:rFonts w:hint="eastAsia"/>
+        </w:rPr>
+      </w:pPr>
     </w:p>
     <w:sectPr>
       <w:pgSz w:w="11906" w:h="16838"/>
@@ -1713,7 +1849,6 @@
   <w:style w:type="character" w:default="1" w:styleId="a1">
     <w:name w:val="Default Paragraph Font"/>
     <w:uiPriority w:val="1"/>
-    <w:semiHidden/>
     <w:unhideWhenUsed/>
   </w:style>
   <w:style w:type="table" w:default="1" w:styleId="a2">
@@ -2055,6 +2190,18 @@
     <w:rPr>
       <w:color w:val="605E5C"/>
       <w:shd w:val="clear" w:color="auto" w:fill="E1DFDD"/>
+    </w:rPr>
+  </w:style>
+  <w:style w:type="character" w:styleId="af5">
+    <w:name w:val="FollowedHyperlink"/>
+    <w:basedOn w:val="a1"/>
+    <w:uiPriority w:val="99"/>
+    <w:semiHidden/>
+    <w:unhideWhenUsed/>
+    <w:rsid w:val="005F5A64"/>
+    <w:rPr>
+      <w:color w:val="954F72" w:themeColor="followedHyperlink"/>
+      <w:u w:val="single"/>
     </w:rPr>
   </w:style>
 </w:styles>
